--- a/DCIM-Onboarding/DCIM-Onboarding-Checklist.docx
+++ b/DCIM-Onboarding/DCIM-Onboarding-Checklist.docx
@@ -1,6 +1,6 @@
 
 <file path=word/document.xml><?xml version="1.0" encoding="utf-8"?>
-<w:document xmlns:wpc="http://schemas.microsoft.com/office/word/2010/wordprocessingCanvas" xmlns:cx="http://schemas.microsoft.com/office/drawing/2014/chartex" xmlns:cx1="http://schemas.microsoft.com/office/drawing/2015/9/8/chartex" xmlns:cx2="http://schemas.microsoft.com/office/drawing/2015/10/21/chartex" xmlns:cx3="http://schemas.microsoft.com/office/drawing/2016/5/9/chartex" xmlns:cx4="http://schemas.microsoft.com/office/drawing/2016/5/10/chartex" xmlns:cx5="http://schemas.microsoft.com/office/drawing/2016/5/11/chartex" xmlns:mc="http://schemas.openxmlformats.org/markup-compatibility/2006" xmlns:o="urn:schemas-microsoft-com:office:office" xmlns:r="http://schemas.openxmlformats.org/officeDocument/2006/relationships" xmlns:m="http://schemas.openxmlformats.org/officeDocument/2006/math" xmlns:v="urn:schemas-microsoft-com:vml" xmlns:wp14="http://schemas.microsoft.com/office/word/2010/wordprocessingDrawing" xmlns:wp="http://schemas.openxmlformats.org/drawingml/2006/wordprocessingDrawing" xmlns:w10="urn:schemas-microsoft-com:office:word" xmlns:w="http://schemas.openxmlformats.org/wordprocessingml/2006/main" xmlns:w14="http://schemas.microsoft.com/office/word/2010/wordml" xmlns:w15="http://schemas.microsoft.com/office/word/2012/wordml" xmlns:w16se="http://schemas.microsoft.com/office/word/2015/wordml/symex" xmlns:wpg="http://schemas.microsoft.com/office/word/2010/wordprocessingGroup" xmlns:wpi="http://schemas.microsoft.com/office/word/2010/wordprocessingInk" xmlns:wne="http://schemas.microsoft.com/office/word/2006/wordml" xmlns:wps="http://schemas.microsoft.com/office/word/2010/wordprocessingShape" mc:Ignorable="w14 w15 w16se wp14">
+<w:document xmlns:wpc="http://schemas.microsoft.com/office/word/2010/wordprocessingCanvas" xmlns:cx="http://schemas.microsoft.com/office/drawing/2014/chartex" xmlns:cx1="http://schemas.microsoft.com/office/drawing/2015/9/8/chartex" xmlns:cx2="http://schemas.microsoft.com/office/drawing/2015/10/21/chartex" xmlns:cx3="http://schemas.microsoft.com/office/drawing/2016/5/9/chartex" xmlns:cx4="http://schemas.microsoft.com/office/drawing/2016/5/10/chartex" xmlns:cx5="http://schemas.microsoft.com/office/drawing/2016/5/11/chartex" xmlns:cx6="http://schemas.microsoft.com/office/drawing/2016/5/12/chartex" xmlns:cx7="http://schemas.microsoft.com/office/drawing/2016/5/13/chartex" xmlns:cx8="http://schemas.microsoft.com/office/drawing/2016/5/14/chartex" xmlns:mc="http://schemas.openxmlformats.org/markup-compatibility/2006" xmlns:aink="http://schemas.microsoft.com/office/drawing/2016/ink" xmlns:am3d="http://schemas.microsoft.com/office/drawing/2017/model3d" xmlns:o="urn:schemas-microsoft-com:office:office" xmlns:oel="http://schemas.microsoft.com/office/2019/extlst" xmlns:r="http://schemas.openxmlformats.org/officeDocument/2006/relationships" xmlns:m="http://schemas.openxmlformats.org/officeDocument/2006/math" xmlns:v="urn:schemas-microsoft-com:vml" xmlns:wp14="http://schemas.microsoft.com/office/word/2010/wordprocessingDrawing" xmlns:wp="http://schemas.openxmlformats.org/drawingml/2006/wordprocessingDrawing" xmlns:w10="urn:schemas-microsoft-com:office:word" xmlns:w="http://schemas.openxmlformats.org/wordprocessingml/2006/main" xmlns:w14="http://schemas.microsoft.com/office/word/2010/wordml" xmlns:w15="http://schemas.microsoft.com/office/word/2012/wordml" xmlns:w16cex="http://schemas.microsoft.com/office/word/2018/wordml/cex" xmlns:w16cid="http://schemas.microsoft.com/office/word/2016/wordml/cid" xmlns:w16="http://schemas.microsoft.com/office/word/2018/wordml" xmlns:w16du="http://schemas.microsoft.com/office/word/2023/wordml/word16du" xmlns:w16sdtdh="http://schemas.microsoft.com/office/word/2020/wordml/sdtdatahash" xmlns:w16sdtfl="http://schemas.microsoft.com/office/word/2024/wordml/sdtformatlock" xmlns:w16se="http://schemas.microsoft.com/office/word/2015/wordml/symex" xmlns:wpg="http://schemas.microsoft.com/office/word/2010/wordprocessingGroup" xmlns:wpi="http://schemas.microsoft.com/office/word/2010/wordprocessingInk" xmlns:wne="http://schemas.microsoft.com/office/word/2006/wordml" xmlns:wps="http://schemas.microsoft.com/office/word/2010/wordprocessingShape" mc:Ignorable="w14 w15 w16se w16cid w16 w16cex w16sdtdh w16sdtfl w16du wp14">
   <w:body>
     <w:p>
       <w:pPr>
@@ -14,48 +14,6 @@
           <w:sz w:val="22"/>
         </w:rPr>
       </w:pPr>
-      <w:r>
-        <w:rPr>
-          <w:sz w:val="22"/>
-          <w:szCs w:val="22"/>
-          <w:lang w:eastAsia="en-US"/>
-        </w:rPr>
-        <w:drawing>
-          <wp:inline distT="0" distB="0" distL="0" distR="0">
-            <wp:extent cx="2651760" cy="833740"/>
-            <wp:effectExtent l="0" t="0" r="0" b="5080"/>
-            <wp:docPr id="2" name="Picture 2"/>
-            <wp:cNvGraphicFramePr>
-              <a:graphicFrameLocks xmlns:a="http://schemas.openxmlformats.org/drawingml/2006/main" noChangeAspect="1"/>
-            </wp:cNvGraphicFramePr>
-            <a:graphic xmlns:a="http://schemas.openxmlformats.org/drawingml/2006/main">
-              <a:graphicData uri="http://schemas.openxmlformats.org/drawingml/2006/picture">
-                <pic:pic xmlns:pic="http://schemas.openxmlformats.org/drawingml/2006/picture">
-                  <pic:nvPicPr>
-                    <pic:cNvPr id="1" name="logo_placeholder.png"/>
-                    <pic:cNvPicPr/>
-                  </pic:nvPicPr>
-                  <pic:blipFill>
-                    <a:blip r:embed="rId10"/>
-                    <a:stretch>
-                      <a:fillRect/>
-                    </a:stretch>
-                  </pic:blipFill>
-                  <pic:spPr>
-                    <a:xfrm>
-                      <a:off x="0" y="0"/>
-                      <a:ext cx="2651760" cy="833740"/>
-                    </a:xfrm>
-                    <a:prstGeom prst="rect">
-                      <a:avLst/>
-                    </a:prstGeom>
-                  </pic:spPr>
-                </pic:pic>
-              </a:graphicData>
-            </a:graphic>
-          </wp:inline>
-        </w:drawing>
-      </w:r>
     </w:p>
     <w:sdt>
       <w:sdtPr>
@@ -69,7 +27,6 @@
         <w:dataBinding w:prefixMappings="xmlns:ns0='http://schemas.openxmlformats.org/officeDocument/2006/extended-properties' " w:xpath="/ns0:Properties[1]/ns0:Company[1]" w:storeItemID="{6668398D-A668-4E3E-A5EB-62B293D839F1}"/>
         <w:text/>
       </w:sdtPr>
-      <w:sdtEndPr/>
       <w:sdtContent>
         <w:p>
           <w:pPr>
@@ -92,7 +49,6 @@
         <w:dataBinding w:prefixMappings="xmlns:ns0='http://purl.org/dc/elements/1.1/' xmlns:ns1='http://schemas.openxmlformats.org/package/2006/metadata/core-properties' " w:xpath="/ns1:coreProperties[1]/ns0:title[1]" w:storeItemID="{6C3C8BC8-F283-45AE-878A-BAB7291924A1}"/>
         <w:text/>
       </w:sdtPr>
-      <w:sdtEndPr/>
       <w:sdtContent>
         <w:p>
           <w:pPr>
@@ -112,7 +68,10 @@
         <w:t xml:space="preserve">Version </w:t>
       </w:r>
       <w:r>
-        <w:t>0.1</w:t>
+        <w:t>0.</w:t>
+      </w:r>
+      <w:r>
+        <w:t>2</w:t>
       </w:r>
     </w:p>
     <w:sdt>
@@ -124,21 +83,20 @@
           <w:docPart w:val="BA7854FD742A4FFCA882CCFF9D7981A7"/>
         </w:placeholder>
         <w:dataBinding w:prefixMappings="xmlns:ns0='http://schemas.microsoft.com/office/2006/coverPageProps' " w:xpath="/ns0:CoverPageProperties[1]/ns0:PublishDate[1]" w:storeItemID="{55AF091B-3C7A-41E3-B477-F2FDAA23CFDA}"/>
-        <w:date w:fullDate="2016-10-12T00:00:00Z">
+        <w:date w:fullDate="2026-04-22T00:00:00Z">
           <w:dateFormat w:val="MMMM d, yyyy"/>
           <w:lid w:val="en-US"/>
           <w:storeMappedDataAs w:val="dateTime"/>
           <w:calendar w:val="gregorian"/>
         </w:date>
       </w:sdtPr>
-      <w:sdtEndPr/>
       <w:sdtContent>
         <w:p>
           <w:pPr>
             <w:pStyle w:val="Subtitle"/>
           </w:pPr>
           <w:r>
-            <w:t>October 12, 2016</w:t>
+            <w:t>April 22, 2026</w:t>
           </w:r>
         </w:p>
       </w:sdtContent>
@@ -164,13 +122,9 @@
           <w:dataBinding w:prefixMappings="xmlns:ns0='http://purl.org/dc/elements/1.1/' xmlns:ns1='http://schemas.openxmlformats.org/package/2006/metadata/core-properties' " w:xpath="/ns1:coreProperties[1]/ns0:creator[1]" w:storeItemID="{6C3C8BC8-F283-45AE-878A-BAB7291924A1}"/>
           <w:text/>
         </w:sdtPr>
-        <w:sdtEndPr/>
         <w:sdtContent>
           <w:r>
             <w:t>Phil Pennington, Mei Luo</w:t>
-          </w:r>
-          <w:r>
-            <w:t xml:space="preserve"> </w:t>
           </w:r>
         </w:sdtContent>
       </w:sdt>
@@ -212,7 +166,13 @@
         <w:t xml:space="preserve">summary </w:t>
       </w:r>
       <w:r>
-        <w:t>project work-plan associated with project objectives outlined in a separate Statement of Work document.</w:t>
+        <w:t>project work-plan associated with project objectives outlined in a separate Statement of Work</w:t>
+      </w:r>
+      <w:r>
+        <w:t xml:space="preserve"> or Project Charter</w:t>
+      </w:r>
+      <w:r>
+        <w:t xml:space="preserve"> document.</w:t>
       </w:r>
     </w:p>
     <w:p>
@@ -364,7 +324,7 @@
                     </pic:cNvPicPr>
                   </pic:nvPicPr>
                   <pic:blipFill>
-                    <a:blip r:embed="rId11">
+                    <a:blip r:embed="rId10">
                       <a:extLst>
                         <a:ext uri="{28A0092B-C50C-407E-A947-70E740481C1C}">
                           <a14:useLocalDpi xmlns:a14="http://schemas.microsoft.com/office/drawing/2010/main" val="0"/>
@@ -544,7 +504,7 @@
                     </pic:cNvPicPr>
                   </pic:nvPicPr>
                   <pic:blipFill>
-                    <a:blip r:embed="rId12">
+                    <a:blip r:embed="rId11">
                       <a:extLst>
                         <a:ext uri="{28A0092B-C50C-407E-A947-70E740481C1C}">
                           <a14:useLocalDpi xmlns:a14="http://schemas.microsoft.com/office/drawing/2010/main" val="0"/>
@@ -716,7 +676,7 @@
                     </pic:cNvPicPr>
                   </pic:nvPicPr>
                   <pic:blipFill>
-                    <a:blip r:embed="rId13">
+                    <a:blip r:embed="rId12">
                       <a:extLst>
                         <a:ext uri="{28A0092B-C50C-407E-A947-70E740481C1C}">
                           <a14:useLocalDpi xmlns:a14="http://schemas.microsoft.com/office/drawing/2010/main" val="0"/>
@@ -767,13 +727,10 @@
     </w:p>
     <w:p>
       <w:r>
-        <w:t>Start Estimate:  10/</w:t>
-      </w:r>
-      <w:r>
-        <w:t>14</w:t>
-      </w:r>
-      <w:r>
-        <w:t>/2016</w:t>
+        <w:t xml:space="preserve">Start Estimate:  </w:t>
+      </w:r>
+      <w:r>
+        <w:t>&lt;DATE&gt;</w:t>
       </w:r>
     </w:p>
     <w:p>
@@ -781,21 +738,18 @@
         <w:t>Initial Complete Estimate</w:t>
       </w:r>
       <w:r>
-        <w:t>:  11</w:t>
-      </w:r>
-      <w:r>
-        <w:t>/</w:t>
-      </w:r>
-      <w:r>
-        <w:t>01</w:t>
-      </w:r>
-      <w:r>
-        <w:t>/2016</w:t>
+        <w:t xml:space="preserve">:  </w:t>
+      </w:r>
+      <w:r>
+        <w:t>&lt;DATE&gt;</w:t>
       </w:r>
     </w:p>
     <w:p>
       <w:r>
-        <w:t>Maintenance Mode Complete Estimate:  12/31/2016</w:t>
+        <w:t xml:space="preserve">Maintenance Mode Complete Estimate:  </w:t>
+      </w:r>
+      <w:r>
+        <w:t>&lt;DATE&gt;</w:t>
       </w:r>
     </w:p>
     <w:p>
@@ -929,15 +883,7 @@
               </w:tabs>
             </w:pPr>
             <w:r>
-              <w:t>Time (</w:t>
-            </w:r>
-            <w:proofErr w:type="spellStart"/>
-            <w:r>
-              <w:t>est</w:t>
-            </w:r>
-            <w:proofErr w:type="spellEnd"/>
-            <w:r>
-              <w:t>)</w:t>
+              <w:t>Time (est)</w:t>
             </w:r>
           </w:p>
         </w:tc>
@@ -997,11 +943,6 @@
                   <w14:uncheckedState w14:val="00A8" w14:font="Wingdings"/>
                 </w14:checkbox>
               </w:sdtPr>
-              <w:sdtEndPr>
-                <w:rPr>
-                  <w:rStyle w:val="Checkbox"/>
-                </w:rPr>
-              </w:sdtEndPr>
               <w:sdtContent>
                 <w:r>
                   <w:rPr>
@@ -1069,7 +1010,13 @@
               </w:tabs>
             </w:pPr>
             <w:r>
-              <w:t>Initial installation tentatively scheduled for Wednesday, 10/19, 10:30 AM, PST.</w:t>
+              <w:t xml:space="preserve">Initial installation tentatively scheduled for </w:t>
+            </w:r>
+            <w:r>
+              <w:t>&lt;Date/Time&gt;</w:t>
+            </w:r>
+            <w:r>
+              <w:t>.</w:t>
             </w:r>
           </w:p>
         </w:tc>
@@ -1099,11 +1046,6 @@
                   <w14:uncheckedState w14:val="00A8" w14:font="Wingdings"/>
                 </w14:checkbox>
               </w:sdtPr>
-              <w:sdtEndPr>
-                <w:rPr>
-                  <w:rStyle w:val="Checkbox"/>
-                </w:rPr>
-              </w:sdtEndPr>
               <w:sdtContent>
                 <w:r>
                   <w:rPr>
@@ -1171,7 +1113,10 @@
               </w:tabs>
             </w:pPr>
             <w:r>
-              <w:t xml:space="preserve">Production configuration must version-match the Test system configuration for database import/export purposes.  Windows Server 2008 R2, SQL Server 2012, </w:t>
+              <w:t>Production configuration must version-match the Test system configuration for database import/export purposes.  Windows Server, SQL Server</w:t>
+            </w:r>
+            <w:r>
+              <w:t>.</w:t>
             </w:r>
           </w:p>
         </w:tc>
@@ -1201,11 +1146,6 @@
                   <w14:uncheckedState w14:val="00A8" w14:font="Wingdings"/>
                 </w14:checkbox>
               </w:sdtPr>
-              <w:sdtEndPr>
-                <w:rPr>
-                  <w:rStyle w:val="Checkbox"/>
-                </w:rPr>
-              </w:sdtEndPr>
               <w:sdtContent>
                 <w:r>
                   <w:rPr>
@@ -1304,11 +1244,6 @@
                   <w14:uncheckedState w14:val="00A8" w14:font="Wingdings"/>
                 </w14:checkbox>
               </w:sdtPr>
-              <w:sdtEndPr>
-                <w:rPr>
-                  <w:rStyle w:val="Checkbox"/>
-                </w:rPr>
-              </w:sdtEndPr>
               <w:sdtContent>
                 <w:r>
                   <w:rPr>
@@ -1512,11 +1447,6 @@
                   <w14:uncheckedState w14:val="00A8" w14:font="Wingdings"/>
                 </w14:checkbox>
               </w:sdtPr>
-              <w:sdtEndPr>
-                <w:rPr>
-                  <w:rStyle w:val="Checkbox"/>
-                </w:rPr>
-              </w:sdtEndPr>
               <w:sdtContent>
                 <w:r>
                   <w:rPr>
@@ -1624,11 +1554,6 @@
                   <w14:uncheckedState w14:val="00A8" w14:font="Wingdings"/>
                 </w14:checkbox>
               </w:sdtPr>
-              <w:sdtEndPr>
-                <w:rPr>
-                  <w:rStyle w:val="Checkbox"/>
-                </w:rPr>
-              </w:sdtEndPr>
               <w:sdtContent>
                 <w:r>
                   <w:rPr>
@@ -1786,26 +1711,10 @@
               </w:tabs>
             </w:pPr>
             <w:r>
-              <w:t xml:space="preserve">Asset Record </w:t>
-            </w:r>
-            <w:proofErr w:type="spellStart"/>
-            <w:r>
-              <w:t>Substatus</w:t>
-            </w:r>
-            <w:proofErr w:type="spellEnd"/>
-            <w:r>
-              <w:t xml:space="preserve"> Configuration (e.g. Received, </w:t>
-            </w:r>
-            <w:r>
-              <w:t xml:space="preserve">Loaner, RMA, </w:t>
-            </w:r>
-            <w:proofErr w:type="spellStart"/>
-            <w:r>
-              <w:t>etc</w:t>
-            </w:r>
-            <w:proofErr w:type="spellEnd"/>
-            <w:r>
-              <w:t>)</w:t>
+              <w:t xml:space="preserve">Asset Record Substatus Configuration (e.g. Received, </w:t>
+            </w:r>
+            <w:r>
+              <w:t>Loaner, RMA, etc)</w:t>
             </w:r>
           </w:p>
           <w:p>
@@ -1820,31 +1729,7 @@
               </w:tabs>
             </w:pPr>
             <w:r>
-              <w:t xml:space="preserve">Custom fields per asset type (e.g. Tenant End User, Tenant Manager, </w:t>
-            </w:r>
-            <w:proofErr w:type="spellStart"/>
-            <w:r>
-              <w:t>OpEx</w:t>
-            </w:r>
-            <w:proofErr w:type="spellEnd"/>
-            <w:r>
-              <w:t xml:space="preserve"> </w:t>
-            </w:r>
-            <w:proofErr w:type="spellStart"/>
-            <w:r>
-              <w:t>CostCenter</w:t>
-            </w:r>
-            <w:proofErr w:type="spellEnd"/>
-            <w:r>
-              <w:t xml:space="preserve">, </w:t>
-            </w:r>
-            <w:proofErr w:type="spellStart"/>
-            <w:r>
-              <w:t>etc</w:t>
-            </w:r>
-            <w:proofErr w:type="spellEnd"/>
-            <w:r>
-              <w:t>)</w:t>
+              <w:t>Custom fields per asset type (e.g. Tenant End User, Tenant Manager, OpEx CostCenter, etc)</w:t>
             </w:r>
           </w:p>
         </w:tc>
@@ -1874,11 +1759,6 @@
                   <w14:uncheckedState w14:val="00A8" w14:font="Wingdings"/>
                 </w14:checkbox>
               </w:sdtPr>
-              <w:sdtEndPr>
-                <w:rPr>
-                  <w:rStyle w:val="Checkbox"/>
-                </w:rPr>
-              </w:sdtEndPr>
               <w:sdtContent>
                 <w:r>
                   <w:rPr>
@@ -2021,11 +1901,6 @@
                   <w14:uncheckedState w14:val="00A8" w14:font="Wingdings"/>
                 </w14:checkbox>
               </w:sdtPr>
-              <w:sdtEndPr>
-                <w:rPr>
-                  <w:rStyle w:val="Checkbox"/>
-                </w:rPr>
-              </w:sdtEndPr>
               <w:sdtContent>
                 <w:r>
                   <w:rPr>
@@ -2138,7 +2013,13 @@
               </w:tabs>
             </w:pPr>
             <w:r>
-              <w:t>NLyte Integration Module (not licensed – TBD)</w:t>
+              <w:t>NLyte Integration Module (</w:t>
+            </w:r>
+            <w:r>
+              <w:t>if</w:t>
+            </w:r>
+            <w:r>
+              <w:t xml:space="preserve"> licensed – TBD)</w:t>
             </w:r>
           </w:p>
           <w:p>
@@ -2240,15 +2121,7 @@
               </w:tabs>
             </w:pPr>
             <w:r>
-              <w:t>Time (</w:t>
-            </w:r>
-            <w:proofErr w:type="spellStart"/>
-            <w:r>
-              <w:t>est</w:t>
-            </w:r>
-            <w:proofErr w:type="spellEnd"/>
-            <w:r>
-              <w:t>)</w:t>
+              <w:t>Time (est)</w:t>
             </w:r>
           </w:p>
         </w:tc>
@@ -2308,11 +2181,6 @@
                   <w14:uncheckedState w14:val="00A8" w14:font="Wingdings"/>
                 </w14:checkbox>
               </w:sdtPr>
-              <w:sdtEndPr>
-                <w:rPr>
-                  <w:rStyle w:val="Checkbox"/>
-                </w:rPr>
-              </w:sdtEndPr>
               <w:sdtContent>
                 <w:r>
                   <w:rPr>
@@ -2430,11 +2298,6 @@
                   <w14:uncheckedState w14:val="00A8" w14:font="Wingdings"/>
                 </w14:checkbox>
               </w:sdtPr>
-              <w:sdtEndPr>
-                <w:rPr>
-                  <w:rStyle w:val="Checkbox"/>
-                </w:rPr>
-              </w:sdtEndPr>
               <w:sdtContent>
                 <w:r>
                   <w:rPr>
@@ -2562,11 +2425,6 @@
                   <w14:uncheckedState w14:val="00A8" w14:font="Wingdings"/>
                 </w14:checkbox>
               </w:sdtPr>
-              <w:sdtEndPr>
-                <w:rPr>
-                  <w:rStyle w:val="Checkbox"/>
-                </w:rPr>
-              </w:sdtEndPr>
               <w:sdtContent>
                 <w:r>
                   <w:rPr>
@@ -2584,13 +2442,8 @@
           </w:tcPr>
           <w:p>
             <w:r>
-              <w:t xml:space="preserve">Post Import </w:t>
-            </w:r>
-            <w:proofErr w:type="spellStart"/>
-            <w:r>
-              <w:t>Reconfiguraton</w:t>
-            </w:r>
-            <w:proofErr w:type="spellEnd"/>
+              <w:t>Post Import Reconfiguraton</w:t>
+            </w:r>
             <w:r>
               <w:t xml:space="preserve"> </w:t>
             </w:r>
@@ -2683,7 +2536,10 @@
     </w:p>
     <w:p>
       <w:r>
-        <w:t>Start Estimate:  10/20/2016</w:t>
+        <w:t xml:space="preserve">Start Estimate:  </w:t>
+      </w:r>
+      <w:r>
+        <w:t>&lt;DATE&gt;</w:t>
       </w:r>
     </w:p>
     <w:p>
@@ -2691,21 +2547,18 @@
         <w:t>Initial Complete Estimate</w:t>
       </w:r>
       <w:r>
-        <w:t>:  11</w:t>
-      </w:r>
-      <w:r>
-        <w:t>/</w:t>
-      </w:r>
-      <w:r>
-        <w:t>04</w:t>
-      </w:r>
-      <w:r>
-        <w:t>/2016</w:t>
+        <w:t xml:space="preserve">:  </w:t>
+      </w:r>
+      <w:r>
+        <w:t>&lt;DATE&gt;</w:t>
       </w:r>
     </w:p>
     <w:p>
       <w:r>
-        <w:t>Maintenance Mode Complete Estimate:  12/31/2016</w:t>
+        <w:t xml:space="preserve">Maintenance Mode Complete Estimate:  </w:t>
+      </w:r>
+      <w:r>
+        <w:t>&lt;DATE&gt;</w:t>
       </w:r>
     </w:p>
     <w:p>
@@ -2812,15 +2665,7 @@
               </w:tabs>
             </w:pPr>
             <w:r>
-              <w:t>Time (</w:t>
-            </w:r>
-            <w:proofErr w:type="spellStart"/>
-            <w:r>
-              <w:t>est</w:t>
-            </w:r>
-            <w:proofErr w:type="spellEnd"/>
-            <w:r>
-              <w:t>)</w:t>
+              <w:t>Time (est)</w:t>
             </w:r>
           </w:p>
         </w:tc>
@@ -2880,11 +2725,6 @@
                   <w14:uncheckedState w14:val="00A8" w14:font="Wingdings"/>
                 </w14:checkbox>
               </w:sdtPr>
-              <w:sdtEndPr>
-                <w:rPr>
-                  <w:rStyle w:val="Checkbox"/>
-                </w:rPr>
-              </w:sdtEndPr>
               <w:sdtContent>
                 <w:r>
                   <w:rPr>
@@ -3017,11 +2857,6 @@
                   <w14:uncheckedState w14:val="00A8" w14:font="Wingdings"/>
                 </w14:checkbox>
               </w:sdtPr>
-              <w:sdtEndPr>
-                <w:rPr>
-                  <w:rStyle w:val="Checkbox"/>
-                </w:rPr>
-              </w:sdtEndPr>
               <w:sdtContent>
                 <w:r>
                   <w:rPr>
@@ -3124,11 +2959,6 @@
                   <w14:uncheckedState w14:val="00A8" w14:font="Wingdings"/>
                 </w14:checkbox>
               </w:sdtPr>
-              <w:sdtEndPr>
-                <w:rPr>
-                  <w:rStyle w:val="Checkbox"/>
-                </w:rPr>
-              </w:sdtEndPr>
               <w:sdtContent>
                 <w:r>
                   <w:rPr>
@@ -3236,11 +3066,6 @@
                   <w14:uncheckedState w14:val="00A8" w14:font="Wingdings"/>
                 </w14:checkbox>
               </w:sdtPr>
-              <w:sdtEndPr>
-                <w:rPr>
-                  <w:rStyle w:val="Checkbox"/>
-                </w:rPr>
-              </w:sdtEndPr>
               <w:sdtContent>
                 <w:r>
                   <w:rPr>
@@ -3356,23 +3181,26 @@
     </w:p>
     <w:p>
       <w:r>
-        <w:t>Start Estimate:  11/01/2016</w:t>
+        <w:t xml:space="preserve">Start Estimate:  </w:t>
+      </w:r>
+      <w:r>
+        <w:t>&lt;DATE&gt;</w:t>
       </w:r>
     </w:p>
     <w:p>
       <w:r>
-        <w:t>Initial Complete Estimate:  11/</w:t>
-      </w:r>
-      <w:r>
-        <w:t>04</w:t>
-      </w:r>
-      <w:r>
-        <w:t>/2016</w:t>
+        <w:t xml:space="preserve">Initial Complete Estimate:  </w:t>
+      </w:r>
+      <w:r>
+        <w:t>&lt;DATE&gt;</w:t>
       </w:r>
     </w:p>
     <w:p>
       <w:r>
-        <w:t>Maintenance Mode Complete Estimate:  12/31/2016</w:t>
+        <w:t xml:space="preserve">Maintenance Mode Complete Estimate:  </w:t>
+      </w:r>
+      <w:r>
+        <w:t>&lt;DATE&gt;</w:t>
       </w:r>
     </w:p>
     <w:p>
@@ -3512,15 +3340,7 @@
               </w:tabs>
             </w:pPr>
             <w:r>
-              <w:t>Time (</w:t>
-            </w:r>
-            <w:proofErr w:type="spellStart"/>
-            <w:r>
-              <w:t>est</w:t>
-            </w:r>
-            <w:proofErr w:type="spellEnd"/>
-            <w:r>
-              <w:t>)</w:t>
+              <w:t>Time (est)</w:t>
             </w:r>
           </w:p>
         </w:tc>
@@ -3580,11 +3400,6 @@
                   <w14:uncheckedState w14:val="00A8" w14:font="Wingdings"/>
                 </w14:checkbox>
               </w:sdtPr>
-              <w:sdtEndPr>
-                <w:rPr>
-                  <w:rStyle w:val="Checkbox"/>
-                </w:rPr>
-              </w:sdtEndPr>
               <w:sdtContent>
                 <w:r>
                   <w:rPr>
@@ -3717,11 +3532,6 @@
                   <w14:uncheckedState w14:val="00A8" w14:font="Wingdings"/>
                 </w14:checkbox>
               </w:sdtPr>
-              <w:sdtEndPr>
-                <w:rPr>
-                  <w:rStyle w:val="Checkbox"/>
-                </w:rPr>
-              </w:sdtEndPr>
               <w:sdtContent>
                 <w:r>
                   <w:rPr>
@@ -3855,11 +3665,6 @@
                   <w14:uncheckedState w14:val="00A8" w14:font="Wingdings"/>
                 </w14:checkbox>
               </w:sdtPr>
-              <w:sdtEndPr>
-                <w:rPr>
-                  <w:rStyle w:val="Checkbox"/>
-                </w:rPr>
-              </w:sdtEndPr>
               <w:sdtContent>
                 <w:r>
                   <w:rPr>
@@ -3987,11 +3792,6 @@
                   <w14:uncheckedState w14:val="00A8" w14:font="Wingdings"/>
                 </w14:checkbox>
               </w:sdtPr>
-              <w:sdtEndPr>
-                <w:rPr>
-                  <w:rStyle w:val="Checkbox"/>
-                </w:rPr>
-              </w:sdtEndPr>
               <w:sdtContent>
                 <w:r>
                   <w:rPr>
@@ -4109,11 +3909,6 @@
                   <w14:uncheckedState w14:val="00A8" w14:font="Wingdings"/>
                 </w14:checkbox>
               </w:sdtPr>
-              <w:sdtEndPr>
-                <w:rPr>
-                  <w:rStyle w:val="Checkbox"/>
-                </w:rPr>
-              </w:sdtEndPr>
               <w:sdtContent>
                 <w:r>
                   <w:rPr>
@@ -4186,23 +3981,7 @@
               </w:tabs>
             </w:pPr>
             <w:r>
-              <w:t xml:space="preserve">Create custom fields for </w:t>
-            </w:r>
-            <w:proofErr w:type="spellStart"/>
-            <w:r>
-              <w:t>TenantEndUser</w:t>
-            </w:r>
-            <w:proofErr w:type="spellEnd"/>
-            <w:r>
-              <w:t xml:space="preserve"> and </w:t>
-            </w:r>
-            <w:proofErr w:type="spellStart"/>
-            <w:r>
-              <w:t>TenantManager</w:t>
-            </w:r>
-            <w:proofErr w:type="spellEnd"/>
-            <w:r>
-              <w:t>.</w:t>
+              <w:t>Create custom fields for TenantEndUser and TenantManager.</w:t>
             </w:r>
           </w:p>
           <w:p>
@@ -4242,17 +4021,26 @@
     </w:p>
     <w:p>
       <w:r>
-        <w:t>Start Estimate:  11/04/2016</w:t>
+        <w:t xml:space="preserve">Start Estimate:  </w:t>
+      </w:r>
+      <w:r>
+        <w:t>&lt;DATE&gt;</w:t>
       </w:r>
     </w:p>
     <w:p>
       <w:r>
-        <w:t>Initial Complete Estimate:  12/05/2016</w:t>
+        <w:t xml:space="preserve">Initial Complete Estimate:  </w:t>
+      </w:r>
+      <w:r>
+        <w:t>&lt;DATE&gt;</w:t>
       </w:r>
     </w:p>
     <w:p>
       <w:r>
-        <w:t>Maintenance Mode Complete Estimate:  12/31/2016</w:t>
+        <w:t xml:space="preserve">Maintenance Mode Complete Estimate:  </w:t>
+      </w:r>
+      <w:r>
+        <w:t>&lt;DATE&gt;</w:t>
       </w:r>
     </w:p>
     <w:p>
@@ -4367,15 +4155,7 @@
               </w:tabs>
             </w:pPr>
             <w:r>
-              <w:t>Time (</w:t>
-            </w:r>
-            <w:proofErr w:type="spellStart"/>
-            <w:r>
-              <w:t>est</w:t>
-            </w:r>
-            <w:proofErr w:type="spellEnd"/>
-            <w:r>
-              <w:t>)</w:t>
+              <w:t>Time (est)</w:t>
             </w:r>
           </w:p>
         </w:tc>
@@ -4435,11 +4215,6 @@
                   <w14:uncheckedState w14:val="00A8" w14:font="Wingdings"/>
                 </w14:checkbox>
               </w:sdtPr>
-              <w:sdtEndPr>
-                <w:rPr>
-                  <w:rStyle w:val="Checkbox"/>
-                </w:rPr>
-              </w:sdtEndPr>
               <w:sdtContent>
                 <w:r>
                   <w:rPr>
@@ -4554,11 +4329,6 @@
                   <w14:uncheckedState w14:val="00A8" w14:font="Wingdings"/>
                 </w14:checkbox>
               </w:sdtPr>
-              <w:sdtEndPr>
-                <w:rPr>
-                  <w:rStyle w:val="Checkbox"/>
-                </w:rPr>
-              </w:sdtEndPr>
               <w:sdtContent>
                 <w:r>
                   <w:rPr>
@@ -4754,11 +4524,6 @@
                   <w14:uncheckedState w14:val="00A8" w14:font="Wingdings"/>
                 </w14:checkbox>
               </w:sdtPr>
-              <w:sdtEndPr>
-                <w:rPr>
-                  <w:rStyle w:val="Checkbox"/>
-                </w:rPr>
-              </w:sdtEndPr>
               <w:sdtContent>
                 <w:r>
                   <w:rPr>
@@ -4928,11 +4693,6 @@
                   <w14:uncheckedState w14:val="00A8" w14:font="Wingdings"/>
                 </w14:checkbox>
               </w:sdtPr>
-              <w:sdtEndPr>
-                <w:rPr>
-                  <w:rStyle w:val="Checkbox"/>
-                </w:rPr>
-              </w:sdtEndPr>
               <w:sdtContent>
                 <w:r>
                   <w:rPr>
@@ -5053,11 +4813,6 @@
                   <w14:uncheckedState w14:val="00A8" w14:font="Wingdings"/>
                 </w14:checkbox>
               </w:sdtPr>
-              <w:sdtEndPr>
-                <w:rPr>
-                  <w:rStyle w:val="Checkbox"/>
-                </w:rPr>
-              </w:sdtEndPr>
               <w:sdtContent>
                 <w:r>
                   <w:rPr>
@@ -5163,11 +4918,6 @@
                   <w14:uncheckedState w14:val="00A8" w14:font="Wingdings"/>
                 </w14:checkbox>
               </w:sdtPr>
-              <w:sdtEndPr>
-                <w:rPr>
-                  <w:rStyle w:val="Checkbox"/>
-                </w:rPr>
-              </w:sdtEndPr>
               <w:sdtContent>
                 <w:r>
                   <w:rPr>
@@ -5254,17 +5004,26 @@
     </w:p>
     <w:p>
       <w:r>
-        <w:t>Start Estimate:  11/11/2016</w:t>
+        <w:t xml:space="preserve">Start Estimate:  </w:t>
+      </w:r>
+      <w:r>
+        <w:t>&lt;DATE&gt;</w:t>
       </w:r>
     </w:p>
     <w:p>
       <w:r>
-        <w:t>Initial Complete Estimate:  12/16/2016</w:t>
+        <w:t xml:space="preserve">Initial Complete Estimate:  </w:t>
+      </w:r>
+      <w:r>
+        <w:t>&lt;DATE&gt;</w:t>
       </w:r>
     </w:p>
     <w:p>
       <w:r>
-        <w:t>Maintenance Mode Complete Estimate:  12/31/2016</w:t>
+        <w:t xml:space="preserve">Maintenance Mode Complete Estimate:  </w:t>
+      </w:r>
+      <w:r>
+        <w:t>&lt;DATE&gt;</w:t>
       </w:r>
     </w:p>
     <w:p>
@@ -5368,15 +5127,7 @@
               </w:tabs>
             </w:pPr>
             <w:r>
-              <w:t>Time (</w:t>
-            </w:r>
-            <w:proofErr w:type="spellStart"/>
-            <w:r>
-              <w:t>est</w:t>
-            </w:r>
-            <w:proofErr w:type="spellEnd"/>
-            <w:r>
-              <w:t>)</w:t>
+              <w:t>Time (est)</w:t>
             </w:r>
           </w:p>
         </w:tc>
@@ -5436,11 +5187,6 @@
                   <w14:uncheckedState w14:val="00A8" w14:font="Wingdings"/>
                 </w14:checkbox>
               </w:sdtPr>
-              <w:sdtEndPr>
-                <w:rPr>
-                  <w:rStyle w:val="Checkbox"/>
-                </w:rPr>
-              </w:sdtEndPr>
               <w:sdtContent>
                 <w:r>
                   <w:rPr>
@@ -5540,11 +5286,6 @@
                   <w14:uncheckedState w14:val="00A8" w14:font="Wingdings"/>
                 </w14:checkbox>
               </w:sdtPr>
-              <w:sdtEndPr>
-                <w:rPr>
-                  <w:rStyle w:val="Checkbox"/>
-                </w:rPr>
-              </w:sdtEndPr>
               <w:sdtContent>
                 <w:r>
                   <w:rPr>
@@ -5644,11 +5385,6 @@
                   <w14:uncheckedState w14:val="00A8" w14:font="Wingdings"/>
                 </w14:checkbox>
               </w:sdtPr>
-              <w:sdtEndPr>
-                <w:rPr>
-                  <w:rStyle w:val="Checkbox"/>
-                </w:rPr>
-              </w:sdtEndPr>
               <w:sdtContent>
                 <w:r>
                   <w:rPr>
@@ -5848,11 +5584,6 @@
                   <w14:uncheckedState w14:val="00A8" w14:font="Wingdings"/>
                 </w14:checkbox>
               </w:sdtPr>
-              <w:sdtEndPr>
-                <w:rPr>
-                  <w:rStyle w:val="Checkbox"/>
-                </w:rPr>
-              </w:sdtEndPr>
               <w:sdtContent>
                 <w:r>
                   <w:rPr>
@@ -6057,11 +5788,6 @@
                   <w14:uncheckedState w14:val="00A8" w14:font="Wingdings"/>
                 </w14:checkbox>
               </w:sdtPr>
-              <w:sdtEndPr>
-                <w:rPr>
-                  <w:rStyle w:val="Checkbox"/>
-                </w:rPr>
-              </w:sdtEndPr>
               <w:sdtContent>
                 <w:r>
                   <w:rPr>
@@ -6168,7 +5894,13 @@
         <w:pStyle w:val="Heading3"/>
       </w:pPr>
       <w:r>
-        <w:t xml:space="preserve">NLyte/Service CMDB Configuration </w:t>
+        <w:t>NLyte</w:t>
+      </w:r>
+      <w:r>
+        <w:t xml:space="preserve"> to &lt;ERP-SYSTEM&gt;</w:t>
+      </w:r>
+      <w:r>
+        <w:t xml:space="preserve"> CMDB Configuration </w:t>
       </w:r>
     </w:p>
     <w:p>
@@ -6184,7 +5916,13 @@
         <w:pStyle w:val="Heading3"/>
       </w:pPr>
       <w:r>
-        <w:t xml:space="preserve">NLyte/Service Change Management Configuration </w:t>
+        <w:t>NLyte</w:t>
+      </w:r>
+      <w:r>
+        <w:t xml:space="preserve"> to &lt;ERP-SYSTEM&gt;</w:t>
+      </w:r>
+      <w:r>
+        <w:t xml:space="preserve"> Change Management Configuration </w:t>
       </w:r>
     </w:p>
     <w:p>
@@ -6218,7 +5956,13 @@
         <w:pStyle w:val="Heading3"/>
       </w:pPr>
       <w:r>
-        <w:t>NLyte Analytics Reports Configuration (SRS)</w:t>
+        <w:t>NLyte Analytics Reports Configuration (</w:t>
+      </w:r>
+      <w:r>
+        <w:t>ReportServer</w:t>
+      </w:r>
+      <w:r>
+        <w:t>)</w:t>
       </w:r>
     </w:p>
     <w:p>
@@ -6307,7 +6051,7 @@
         <w:rPr>
           <w:rFonts w:cs="Arial"/>
         </w:rPr>
-        <w:t xml:space="preserve">.  The optional components (illustrated in green) are recommended additional purchases.   Actual costs are typically negotiated with the vendor directly.   NLyte also provides product packaging options that will include many of components within a single comprehensive license.  Facilities Integration is not addressed herein but would deserve consideration for longer-term plans or if enterprise licensing advantages were available.  NLyte recently purchased and </w:t>
+        <w:t xml:space="preserve">.  The optional components (illustrated in green) are recommended additional purchases.   Actual costs are typically negotiated with the vendor directly.   NLyte also provides product packaging options that will include many of components within a single comprehensive license.  Facilities Integration is not addressed herein but would deserve consideration for longer-term plans or if enterprise licensing advantages were available.  NLyte </w:t>
       </w:r>
       <w:r>
         <w:rPr>
@@ -6331,21 +6075,7 @@
         <w:rPr>
           <w:rFonts w:cs="Arial"/>
         </w:rPr>
-        <w:t>facilities and power management technology known as “</w:t>
-      </w:r>
-      <w:proofErr w:type="spellStart"/>
-      <w:r>
-        <w:rPr>
-          <w:rFonts w:cs="Arial"/>
-        </w:rPr>
-        <w:t>FieldView</w:t>
-      </w:r>
-      <w:proofErr w:type="spellEnd"/>
-      <w:r>
-        <w:rPr>
-          <w:rFonts w:cs="Arial"/>
-        </w:rPr>
-        <w:t>” but now renamed “NLyte NEO”.</w:t>
+        <w:t>facilities and power management technology known “NLyte NEO”.</w:t>
       </w:r>
       <w:r>
         <w:rPr>
@@ -6389,7 +6119,7 @@
                     <pic:cNvPicPr/>
                   </pic:nvPicPr>
                   <pic:blipFill>
-                    <a:blip r:embed="rId14"/>
+                    <a:blip r:embed="rId13"/>
                     <a:stretch>
                       <a:fillRect/>
                     </a:stretch>
@@ -6595,21 +6325,7 @@
               <w:rPr>
                 <w:rFonts w:cs="Arial"/>
               </w:rPr>
-              <w:t xml:space="preserve">A </w:t>
-            </w:r>
-            <w:proofErr w:type="spellStart"/>
-            <w:r>
-              <w:rPr>
-                <w:rFonts w:cs="Arial"/>
-              </w:rPr>
-              <w:t>tablet+scanner</w:t>
-            </w:r>
-            <w:proofErr w:type="spellEnd"/>
-            <w:r>
-              <w:rPr>
-                <w:rFonts w:cs="Arial"/>
-              </w:rPr>
-              <w:t xml:space="preserve"> Operations Center application for auditing and recording asset changes.</w:t>
+              <w:t>A tablet+scanner Operations Center application for auditing and recording asset changes.</w:t>
             </w:r>
           </w:p>
         </w:tc>
@@ -6702,21 +6418,7 @@
               <w:rPr>
                 <w:rFonts w:cs="Arial"/>
               </w:rPr>
-              <w:t xml:space="preserve">A </w:t>
-            </w:r>
-            <w:proofErr w:type="spellStart"/>
-            <w:r>
-              <w:rPr>
-                <w:rFonts w:cs="Arial"/>
-              </w:rPr>
-              <w:t>tablet+scanner</w:t>
-            </w:r>
-            <w:proofErr w:type="spellEnd"/>
-            <w:r>
-              <w:rPr>
-                <w:rFonts w:cs="Arial"/>
-              </w:rPr>
-              <w:t xml:space="preserve"> Operations Center application optimizing asset record capture during deployment.   Available during the Summer, 2016.</w:t>
+              <w:t>A tablet+scanner Operations Center application optimizing asset record capture during deployment.   Available during the Summer, 2016.</w:t>
             </w:r>
           </w:p>
         </w:tc>
@@ -6809,21 +6511,7 @@
               <w:rPr>
                 <w:rFonts w:cs="Arial"/>
               </w:rPr>
-              <w:t xml:space="preserve">A </w:t>
-            </w:r>
-            <w:proofErr w:type="spellStart"/>
-            <w:r>
-              <w:rPr>
-                <w:rFonts w:cs="Arial"/>
-              </w:rPr>
-              <w:t>tablet+scanner</w:t>
-            </w:r>
-            <w:proofErr w:type="spellEnd"/>
-            <w:r>
-              <w:rPr>
-                <w:rFonts w:cs="Arial"/>
-              </w:rPr>
-              <w:t xml:space="preserve"> Receiving Center application optimized for bulk-asset receiving.</w:t>
+              <w:t>A tablet+scanner Receiving Center application optimized for bulk-asset receiving.</w:t>
             </w:r>
           </w:p>
         </w:tc>
@@ -6887,19 +6575,11 @@
                 <w:rFonts w:cs="Arial"/>
               </w:rPr>
             </w:pPr>
-            <w:proofErr w:type="spellStart"/>
             <w:r>
               <w:rPr>
                 <w:rFonts w:cs="Arial"/>
               </w:rPr>
-              <w:t>ServiceNow</w:t>
-            </w:r>
-            <w:proofErr w:type="spellEnd"/>
-            <w:r>
-              <w:rPr>
-                <w:rFonts w:cs="Arial"/>
-              </w:rPr>
-              <w:t xml:space="preserve"> CMDB</w:t>
+              <w:t>ServiceNow CMDB</w:t>
             </w:r>
           </w:p>
         </w:tc>
@@ -6924,21 +6604,7 @@
               <w:rPr>
                 <w:rFonts w:cs="Arial"/>
               </w:rPr>
-              <w:t xml:space="preserve">Integration component providing asset record synchronization with the </w:t>
-            </w:r>
-            <w:proofErr w:type="spellStart"/>
-            <w:r>
-              <w:rPr>
-                <w:rFonts w:cs="Arial"/>
-              </w:rPr>
-              <w:t>ServiceNow</w:t>
-            </w:r>
-            <w:proofErr w:type="spellEnd"/>
-            <w:r>
-              <w:rPr>
-                <w:rFonts w:cs="Arial"/>
-              </w:rPr>
-              <w:t xml:space="preserve"> Configuration Management Data Base.</w:t>
+              <w:t>Integration component providing asset record synchronization with the ServiceNow Configuration Management Data Base.</w:t>
             </w:r>
           </w:p>
         </w:tc>
@@ -7006,19 +6672,11 @@
                 <w:rFonts w:cs="Arial"/>
               </w:rPr>
             </w:pPr>
-            <w:proofErr w:type="spellStart"/>
             <w:r>
               <w:rPr>
                 <w:rFonts w:cs="Arial"/>
               </w:rPr>
-              <w:t>ServiceNow</w:t>
-            </w:r>
-            <w:proofErr w:type="spellEnd"/>
-            <w:r>
-              <w:rPr>
-                <w:rFonts w:cs="Arial"/>
-              </w:rPr>
-              <w:t xml:space="preserve"> Manager</w:t>
+              <w:t>ServiceNow Manager</w:t>
             </w:r>
           </w:p>
         </w:tc>
@@ -7043,21 +6701,7 @@
               <w:rPr>
                 <w:rFonts w:cs="Arial"/>
               </w:rPr>
-              <w:t xml:space="preserve">Integration component provided Operations Workflow integration between NLyte and </w:t>
-            </w:r>
-            <w:proofErr w:type="spellStart"/>
-            <w:r>
-              <w:rPr>
-                <w:rFonts w:cs="Arial"/>
-              </w:rPr>
-              <w:t>ServiceNow</w:t>
-            </w:r>
-            <w:proofErr w:type="spellEnd"/>
-            <w:r>
-              <w:rPr>
-                <w:rFonts w:cs="Arial"/>
-              </w:rPr>
-              <w:t>.</w:t>
+              <w:t>Integration component provided Operations Workflow integration between NLyte and ServiceNow.</w:t>
             </w:r>
           </w:p>
         </w:tc>
@@ -7155,21 +6799,7 @@
               <w:rPr>
                 <w:rFonts w:cs="Arial"/>
               </w:rPr>
-              <w:t xml:space="preserve">Integration component necessary for polling data-center devices including Power Distribution Units and </w:t>
-            </w:r>
-            <w:proofErr w:type="spellStart"/>
-            <w:r>
-              <w:rPr>
-                <w:rFonts w:cs="Arial"/>
-              </w:rPr>
-              <w:t>Powerstrips</w:t>
-            </w:r>
-            <w:proofErr w:type="spellEnd"/>
-            <w:r>
-              <w:rPr>
-                <w:rFonts w:cs="Arial"/>
-              </w:rPr>
-              <w:t>.</w:t>
+              <w:t>Integration component necessary for polling data-center devices including Power Distribution Units and Powerstrips.</w:t>
             </w:r>
           </w:p>
         </w:tc>
@@ -7263,7 +6893,7 @@
                     <pic:cNvPicPr/>
                   </pic:nvPicPr>
                   <pic:blipFill>
-                    <a:blip r:embed="rId15"/>
+                    <a:blip r:embed="rId14"/>
                     <a:stretch>
                       <a:fillRect/>
                     </a:stretch>
@@ -7347,7 +6977,7 @@
                     <pic:cNvPicPr/>
                   </pic:nvPicPr>
                   <pic:blipFill>
-                    <a:blip r:embed="rId16"/>
+                    <a:blip r:embed="rId15"/>
                     <a:stretch>
                       <a:fillRect/>
                     </a:stretch>
@@ -7465,15 +7095,7 @@
               </w:tabs>
             </w:pPr>
             <w:r>
-              <w:t>Time (</w:t>
-            </w:r>
-            <w:proofErr w:type="spellStart"/>
-            <w:r>
-              <w:t>est</w:t>
-            </w:r>
-            <w:proofErr w:type="spellEnd"/>
-            <w:r>
-              <w:t>)</w:t>
+              <w:t>Time (est)</w:t>
             </w:r>
           </w:p>
         </w:tc>
@@ -7533,11 +7155,6 @@
                   <w14:uncheckedState w14:val="00A8" w14:font="Wingdings"/>
                 </w14:checkbox>
               </w:sdtPr>
-              <w:sdtEndPr>
-                <w:rPr>
-                  <w:rStyle w:val="Checkbox"/>
-                </w:rPr>
-              </w:sdtEndPr>
               <w:sdtContent>
                 <w:r>
                   <w:rPr>
@@ -7623,11 +7240,6 @@
                   <w14:uncheckedState w14:val="00A8" w14:font="Wingdings"/>
                 </w14:checkbox>
               </w:sdtPr>
-              <w:sdtEndPr>
-                <w:rPr>
-                  <w:rStyle w:val="Checkbox"/>
-                </w:rPr>
-              </w:sdtEndPr>
               <w:sdtContent>
                 <w:r>
                   <w:rPr>
@@ -7713,11 +7325,6 @@
                   <w14:uncheckedState w14:val="00A8" w14:font="Wingdings"/>
                 </w14:checkbox>
               </w:sdtPr>
-              <w:sdtEndPr>
-                <w:rPr>
-                  <w:rStyle w:val="Checkbox"/>
-                </w:rPr>
-              </w:sdtEndPr>
               <w:sdtContent>
                 <w:r>
                   <w:rPr>
@@ -7797,11 +7404,6 @@
                   <w14:uncheckedState w14:val="00A8" w14:font="Wingdings"/>
                 </w14:checkbox>
               </w:sdtPr>
-              <w:sdtEndPr>
-                <w:rPr>
-                  <w:rStyle w:val="Checkbox"/>
-                </w:rPr>
-              </w:sdtEndPr>
               <w:sdtContent>
                 <w:r>
                   <w:rPr>
@@ -7889,11 +7491,6 @@
                   <w14:uncheckedState w14:val="00A8" w14:font="Wingdings"/>
                 </w14:checkbox>
               </w:sdtPr>
-              <w:sdtEndPr>
-                <w:rPr>
-                  <w:rStyle w:val="Checkbox"/>
-                </w:rPr>
-              </w:sdtEndPr>
               <w:sdtContent>
                 <w:r>
                   <w:rPr>
@@ -7979,11 +7576,6 @@
                   <w14:uncheckedState w14:val="00A8" w14:font="Wingdings"/>
                 </w14:checkbox>
               </w:sdtPr>
-              <w:sdtEndPr>
-                <w:rPr>
-                  <w:rStyle w:val="Checkbox"/>
-                </w:rPr>
-              </w:sdtEndPr>
               <w:sdtContent>
                 <w:r>
                   <w:rPr>
@@ -8069,11 +7661,6 @@
                   <w14:uncheckedState w14:val="00A8" w14:font="Wingdings"/>
                 </w14:checkbox>
               </w:sdtPr>
-              <w:sdtEndPr>
-                <w:rPr>
-                  <w:rStyle w:val="Checkbox"/>
-                </w:rPr>
-              </w:sdtEndPr>
               <w:sdtContent>
                 <w:r>
                   <w:rPr>
@@ -8161,11 +7748,6 @@
                   <w14:uncheckedState w14:val="00A8" w14:font="Wingdings"/>
                 </w14:checkbox>
               </w:sdtPr>
-              <w:sdtEndPr>
-                <w:rPr>
-                  <w:rStyle w:val="Checkbox"/>
-                </w:rPr>
-              </w:sdtEndPr>
               <w:sdtContent>
                 <w:r>
                   <w:rPr>
@@ -8231,7 +7813,7 @@
     </w:tbl>
     <w:p/>
     <w:sectPr>
-      <w:footerReference w:type="default" r:id="rId17"/>
+      <w:footerReference w:type="default" r:id="rId16"/>
       <w:pgSz w:w="12240" w:h="15840"/>
       <w:pgMar w:top="1440" w:right="1080" w:bottom="1440" w:left="1080" w:header="720" w:footer="720" w:gutter="0"/>
       <w:cols w:space="720"/>
@@ -8242,7 +7824,7 @@
 </file>
 
 <file path=word/endnotes.xml><?xml version="1.0" encoding="utf-8"?>
-<w:endnotes xmlns:wpc="http://schemas.microsoft.com/office/word/2010/wordprocessingCanvas" xmlns:cx="http://schemas.microsoft.com/office/drawing/2014/chartex" xmlns:cx1="http://schemas.microsoft.com/office/drawing/2015/9/8/chartex" xmlns:cx2="http://schemas.microsoft.com/office/drawing/2015/10/21/chartex" xmlns:cx3="http://schemas.microsoft.com/office/drawing/2016/5/9/chartex" xmlns:cx4="http://schemas.microsoft.com/office/drawing/2016/5/10/chartex" xmlns:cx5="http://schemas.microsoft.com/office/drawing/2016/5/11/chartex" xmlns:mc="http://schemas.openxmlformats.org/markup-compatibility/2006" xmlns:o="urn:schemas-microsoft-com:office:office" xmlns:r="http://schemas.openxmlformats.org/officeDocument/2006/relationships" xmlns:m="http://schemas.openxmlformats.org/officeDocument/2006/math" xmlns:v="urn:schemas-microsoft-com:vml" xmlns:wp14="http://schemas.microsoft.com/office/word/2010/wordprocessingDrawing" xmlns:wp="http://schemas.openxmlformats.org/drawingml/2006/wordprocessingDrawing" xmlns:w10="urn:schemas-microsoft-com:office:word" xmlns:w="http://schemas.openxmlformats.org/wordprocessingml/2006/main" xmlns:w14="http://schemas.microsoft.com/office/word/2010/wordml" xmlns:w15="http://schemas.microsoft.com/office/word/2012/wordml" xmlns:w16se="http://schemas.microsoft.com/office/word/2015/wordml/symex" xmlns:wpg="http://schemas.microsoft.com/office/word/2010/wordprocessingGroup" xmlns:wpi="http://schemas.microsoft.com/office/word/2010/wordprocessingInk" xmlns:wne="http://schemas.microsoft.com/office/word/2006/wordml" xmlns:wps="http://schemas.microsoft.com/office/word/2010/wordprocessingShape" mc:Ignorable="w14 w15 w16se wp14">
+<w:endnotes xmlns:wpc="http://schemas.microsoft.com/office/word/2010/wordprocessingCanvas" xmlns:cx="http://schemas.microsoft.com/office/drawing/2014/chartex" xmlns:cx1="http://schemas.microsoft.com/office/drawing/2015/9/8/chartex" xmlns:cx2="http://schemas.microsoft.com/office/drawing/2015/10/21/chartex" xmlns:cx3="http://schemas.microsoft.com/office/drawing/2016/5/9/chartex" xmlns:cx4="http://schemas.microsoft.com/office/drawing/2016/5/10/chartex" xmlns:cx5="http://schemas.microsoft.com/office/drawing/2016/5/11/chartex" xmlns:cx6="http://schemas.microsoft.com/office/drawing/2016/5/12/chartex" xmlns:cx7="http://schemas.microsoft.com/office/drawing/2016/5/13/chartex" xmlns:cx8="http://schemas.microsoft.com/office/drawing/2016/5/14/chartex" xmlns:mc="http://schemas.openxmlformats.org/markup-compatibility/2006" xmlns:aink="http://schemas.microsoft.com/office/drawing/2016/ink" xmlns:am3d="http://schemas.microsoft.com/office/drawing/2017/model3d" xmlns:o="urn:schemas-microsoft-com:office:office" xmlns:oel="http://schemas.microsoft.com/office/2019/extlst" xmlns:r="http://schemas.openxmlformats.org/officeDocument/2006/relationships" xmlns:m="http://schemas.openxmlformats.org/officeDocument/2006/math" xmlns:v="urn:schemas-microsoft-com:vml" xmlns:wp14="http://schemas.microsoft.com/office/word/2010/wordprocessingDrawing" xmlns:wp="http://schemas.openxmlformats.org/drawingml/2006/wordprocessingDrawing" xmlns:w10="urn:schemas-microsoft-com:office:word" xmlns:w="http://schemas.openxmlformats.org/wordprocessingml/2006/main" xmlns:w14="http://schemas.microsoft.com/office/word/2010/wordml" xmlns:w15="http://schemas.microsoft.com/office/word/2012/wordml" xmlns:w16cex="http://schemas.microsoft.com/office/word/2018/wordml/cex" xmlns:w16cid="http://schemas.microsoft.com/office/word/2016/wordml/cid" xmlns:w16="http://schemas.microsoft.com/office/word/2018/wordml" xmlns:w16du="http://schemas.microsoft.com/office/word/2023/wordml/word16du" xmlns:w16sdtdh="http://schemas.microsoft.com/office/word/2020/wordml/sdtdatahash" xmlns:w16sdtfl="http://schemas.microsoft.com/office/word/2024/wordml/sdtformatlock" xmlns:w16se="http://schemas.microsoft.com/office/word/2015/wordml/symex" xmlns:wpg="http://schemas.microsoft.com/office/word/2010/wordprocessingGroup" xmlns:wpi="http://schemas.microsoft.com/office/word/2010/wordprocessingInk" xmlns:wne="http://schemas.microsoft.com/office/word/2006/wordml" xmlns:wps="http://schemas.microsoft.com/office/word/2010/wordprocessingShape" mc:Ignorable="w14 w15 w16se w16cid w16 w16cex w16sdtdh w16sdtfl w16du wp14">
   <w:endnote w:type="separator" w:id="-1">
     <w:p>
       <w:pPr>
@@ -8267,7 +7849,7 @@
 </file>
 
 <file path=word/footer1.xml><?xml version="1.0" encoding="utf-8"?>
-<w:ftr xmlns:wpc="http://schemas.microsoft.com/office/word/2010/wordprocessingCanvas" xmlns:cx="http://schemas.microsoft.com/office/drawing/2014/chartex" xmlns:cx1="http://schemas.microsoft.com/office/drawing/2015/9/8/chartex" xmlns:cx2="http://schemas.microsoft.com/office/drawing/2015/10/21/chartex" xmlns:cx3="http://schemas.microsoft.com/office/drawing/2016/5/9/chartex" xmlns:cx4="http://schemas.microsoft.com/office/drawing/2016/5/10/chartex" xmlns:cx5="http://schemas.microsoft.com/office/drawing/2016/5/11/chartex" xmlns:mc="http://schemas.openxmlformats.org/markup-compatibility/2006" xmlns:o="urn:schemas-microsoft-com:office:office" xmlns:r="http://schemas.openxmlformats.org/officeDocument/2006/relationships" xmlns:m="http://schemas.openxmlformats.org/officeDocument/2006/math" xmlns:v="urn:schemas-microsoft-com:vml" xmlns:wp14="http://schemas.microsoft.com/office/word/2010/wordprocessingDrawing" xmlns:wp="http://schemas.openxmlformats.org/drawingml/2006/wordprocessingDrawing" xmlns:w10="urn:schemas-microsoft-com:office:word" xmlns:w="http://schemas.openxmlformats.org/wordprocessingml/2006/main" xmlns:w14="http://schemas.microsoft.com/office/word/2010/wordml" xmlns:w15="http://schemas.microsoft.com/office/word/2012/wordml" xmlns:w16se="http://schemas.microsoft.com/office/word/2015/wordml/symex" xmlns:wpg="http://schemas.microsoft.com/office/word/2010/wordprocessingGroup" xmlns:wpi="http://schemas.microsoft.com/office/word/2010/wordprocessingInk" xmlns:wne="http://schemas.microsoft.com/office/word/2006/wordml" xmlns:wps="http://schemas.microsoft.com/office/word/2010/wordprocessingShape" mc:Ignorable="w14 w15 w16se wp14">
+<w:ftr xmlns:wpc="http://schemas.microsoft.com/office/word/2010/wordprocessingCanvas" xmlns:cx="http://schemas.microsoft.com/office/drawing/2014/chartex" xmlns:cx1="http://schemas.microsoft.com/office/drawing/2015/9/8/chartex" xmlns:cx2="http://schemas.microsoft.com/office/drawing/2015/10/21/chartex" xmlns:cx3="http://schemas.microsoft.com/office/drawing/2016/5/9/chartex" xmlns:cx4="http://schemas.microsoft.com/office/drawing/2016/5/10/chartex" xmlns:cx5="http://schemas.microsoft.com/office/drawing/2016/5/11/chartex" xmlns:cx6="http://schemas.microsoft.com/office/drawing/2016/5/12/chartex" xmlns:cx7="http://schemas.microsoft.com/office/drawing/2016/5/13/chartex" xmlns:cx8="http://schemas.microsoft.com/office/drawing/2016/5/14/chartex" xmlns:mc="http://schemas.openxmlformats.org/markup-compatibility/2006" xmlns:aink="http://schemas.microsoft.com/office/drawing/2016/ink" xmlns:am3d="http://schemas.microsoft.com/office/drawing/2017/model3d" xmlns:o="urn:schemas-microsoft-com:office:office" xmlns:oel="http://schemas.microsoft.com/office/2019/extlst" xmlns:r="http://schemas.openxmlformats.org/officeDocument/2006/relationships" xmlns:m="http://schemas.openxmlformats.org/officeDocument/2006/math" xmlns:v="urn:schemas-microsoft-com:vml" xmlns:wp14="http://schemas.microsoft.com/office/word/2010/wordprocessingDrawing" xmlns:wp="http://schemas.openxmlformats.org/drawingml/2006/wordprocessingDrawing" xmlns:w10="urn:schemas-microsoft-com:office:word" xmlns:w="http://schemas.openxmlformats.org/wordprocessingml/2006/main" xmlns:w14="http://schemas.microsoft.com/office/word/2010/wordml" xmlns:w15="http://schemas.microsoft.com/office/word/2012/wordml" xmlns:w16cex="http://schemas.microsoft.com/office/word/2018/wordml/cex" xmlns:w16cid="http://schemas.microsoft.com/office/word/2016/wordml/cid" xmlns:w16="http://schemas.microsoft.com/office/word/2018/wordml" xmlns:w16du="http://schemas.microsoft.com/office/word/2023/wordml/word16du" xmlns:w16sdtdh="http://schemas.microsoft.com/office/word/2020/wordml/sdtdatahash" xmlns:w16sdtfl="http://schemas.microsoft.com/office/word/2024/wordml/sdtformatlock" xmlns:w16se="http://schemas.microsoft.com/office/word/2015/wordml/symex" xmlns:wpg="http://schemas.microsoft.com/office/word/2010/wordprocessingGroup" xmlns:wpi="http://schemas.microsoft.com/office/word/2010/wordprocessingInk" xmlns:wne="http://schemas.microsoft.com/office/word/2006/wordml" xmlns:wps="http://schemas.microsoft.com/office/word/2010/wordprocessingShape" mc:Ignorable="w14 w15 w16se w16cid w16 w16cex w16sdtdh w16sdtfl w16du wp14">
   <w:p>
     <w:pPr>
       <w:pStyle w:val="Footer"/>
@@ -8281,17 +7863,16 @@
           <w:docPart w:val="BA7854FD742A4FFCA882CCFF9D7981A7"/>
         </w:placeholder>
         <w:dataBinding w:prefixMappings="xmlns:ns0='http://schemas.microsoft.com/office/2006/coverPageProps' " w:xpath="/ns0:CoverPageProperties[1]/ns0:PublishDate[1]" w:storeItemID="{55AF091B-3C7A-41E3-B477-F2FDAA23CFDA}"/>
-        <w:date w:fullDate="2016-10-12T00:00:00Z">
+        <w:date w:fullDate="2026-04-22T00:00:00Z">
           <w:dateFormat w:val="MMMM d, yyyy"/>
           <w:lid w:val="en-US"/>
           <w:storeMappedDataAs w:val="dateTime"/>
           <w:calendar w:val="gregorian"/>
         </w:date>
       </w:sdtPr>
-      <w:sdtEndPr/>
       <w:sdtContent>
         <w:r>
-          <w:t>October 12, 2016</w:t>
+          <w:t>April 22, 2026</w:t>
         </w:r>
       </w:sdtContent>
     </w:sdt>
@@ -8330,7 +7911,7 @@
 </file>
 
 <file path=word/footnotes.xml><?xml version="1.0" encoding="utf-8"?>
-<w:footnotes xmlns:wpc="http://schemas.microsoft.com/office/word/2010/wordprocessingCanvas" xmlns:cx="http://schemas.microsoft.com/office/drawing/2014/chartex" xmlns:cx1="http://schemas.microsoft.com/office/drawing/2015/9/8/chartex" xmlns:cx2="http://schemas.microsoft.com/office/drawing/2015/10/21/chartex" xmlns:cx3="http://schemas.microsoft.com/office/drawing/2016/5/9/chartex" xmlns:cx4="http://schemas.microsoft.com/office/drawing/2016/5/10/chartex" xmlns:cx5="http://schemas.microsoft.com/office/drawing/2016/5/11/chartex" xmlns:mc="http://schemas.openxmlformats.org/markup-compatibility/2006" xmlns:o="urn:schemas-microsoft-com:office:office" xmlns:r="http://schemas.openxmlformats.org/officeDocument/2006/relationships" xmlns:m="http://schemas.openxmlformats.org/officeDocument/2006/math" xmlns:v="urn:schemas-microsoft-com:vml" xmlns:wp14="http://schemas.microsoft.com/office/word/2010/wordprocessingDrawing" xmlns:wp="http://schemas.openxmlformats.org/drawingml/2006/wordprocessingDrawing" xmlns:w10="urn:schemas-microsoft-com:office:word" xmlns:w="http://schemas.openxmlformats.org/wordprocessingml/2006/main" xmlns:w14="http://schemas.microsoft.com/office/word/2010/wordml" xmlns:w15="http://schemas.microsoft.com/office/word/2012/wordml" xmlns:w16se="http://schemas.microsoft.com/office/word/2015/wordml/symex" xmlns:wpg="http://schemas.microsoft.com/office/word/2010/wordprocessingGroup" xmlns:wpi="http://schemas.microsoft.com/office/word/2010/wordprocessingInk" xmlns:wne="http://schemas.microsoft.com/office/word/2006/wordml" xmlns:wps="http://schemas.microsoft.com/office/word/2010/wordprocessingShape" mc:Ignorable="w14 w15 w16se wp14">
+<w:footnotes xmlns:wpc="http://schemas.microsoft.com/office/word/2010/wordprocessingCanvas" xmlns:cx="http://schemas.microsoft.com/office/drawing/2014/chartex" xmlns:cx1="http://schemas.microsoft.com/office/drawing/2015/9/8/chartex" xmlns:cx2="http://schemas.microsoft.com/office/drawing/2015/10/21/chartex" xmlns:cx3="http://schemas.microsoft.com/office/drawing/2016/5/9/chartex" xmlns:cx4="http://schemas.microsoft.com/office/drawing/2016/5/10/chartex" xmlns:cx5="http://schemas.microsoft.com/office/drawing/2016/5/11/chartex" xmlns:cx6="http://schemas.microsoft.com/office/drawing/2016/5/12/chartex" xmlns:cx7="http://schemas.microsoft.com/office/drawing/2016/5/13/chartex" xmlns:cx8="http://schemas.microsoft.com/office/drawing/2016/5/14/chartex" xmlns:mc="http://schemas.openxmlformats.org/markup-compatibility/2006" xmlns:aink="http://schemas.microsoft.com/office/drawing/2016/ink" xmlns:am3d="http://schemas.microsoft.com/office/drawing/2017/model3d" xmlns:o="urn:schemas-microsoft-com:office:office" xmlns:oel="http://schemas.microsoft.com/office/2019/extlst" xmlns:r="http://schemas.openxmlformats.org/officeDocument/2006/relationships" xmlns:m="http://schemas.openxmlformats.org/officeDocument/2006/math" xmlns:v="urn:schemas-microsoft-com:vml" xmlns:wp14="http://schemas.microsoft.com/office/word/2010/wordprocessingDrawing" xmlns:wp="http://schemas.openxmlformats.org/drawingml/2006/wordprocessingDrawing" xmlns:w10="urn:schemas-microsoft-com:office:word" xmlns:w="http://schemas.openxmlformats.org/wordprocessingml/2006/main" xmlns:w14="http://schemas.microsoft.com/office/word/2010/wordml" xmlns:w15="http://schemas.microsoft.com/office/word/2012/wordml" xmlns:w16cex="http://schemas.microsoft.com/office/word/2018/wordml/cex" xmlns:w16cid="http://schemas.microsoft.com/office/word/2016/wordml/cid" xmlns:w16="http://schemas.microsoft.com/office/word/2018/wordml" xmlns:w16du="http://schemas.microsoft.com/office/word/2023/wordml/word16du" xmlns:w16sdtdh="http://schemas.microsoft.com/office/word/2020/wordml/sdtdatahash" xmlns:w16sdtfl="http://schemas.microsoft.com/office/word/2024/wordml/sdtformatlock" xmlns:w16se="http://schemas.microsoft.com/office/word/2015/wordml/symex" xmlns:wpg="http://schemas.microsoft.com/office/word/2010/wordprocessingGroup" xmlns:wpi="http://schemas.microsoft.com/office/word/2010/wordprocessingInk" xmlns:wne="http://schemas.microsoft.com/office/word/2006/wordml" xmlns:wps="http://schemas.microsoft.com/office/word/2010/wordprocessingShape" mc:Ignorable="w14 w15 w16se w16cid w16 w16cex w16sdtdh w16sdtfl w16du wp14">
   <w:footnote w:type="separator" w:id="-1">
     <w:p>
       <w:pPr>
@@ -8355,7 +7936,7 @@
 </file>
 
 <file path=word/numbering.xml><?xml version="1.0" encoding="utf-8"?>
-<w:numbering xmlns:wpc="http://schemas.microsoft.com/office/word/2010/wordprocessingCanvas" xmlns:cx="http://schemas.microsoft.com/office/drawing/2014/chartex" xmlns:cx1="http://schemas.microsoft.com/office/drawing/2015/9/8/chartex" xmlns:cx2="http://schemas.microsoft.com/office/drawing/2015/10/21/chartex" xmlns:cx3="http://schemas.microsoft.com/office/drawing/2016/5/9/chartex" xmlns:cx4="http://schemas.microsoft.com/office/drawing/2016/5/10/chartex" xmlns:cx5="http://schemas.microsoft.com/office/drawing/2016/5/11/chartex" xmlns:mc="http://schemas.openxmlformats.org/markup-compatibility/2006" xmlns:o="urn:schemas-microsoft-com:office:office" xmlns:r="http://schemas.openxmlformats.org/officeDocument/2006/relationships" xmlns:m="http://schemas.openxmlformats.org/officeDocument/2006/math" xmlns:v="urn:schemas-microsoft-com:vml" xmlns:wp14="http://schemas.microsoft.com/office/word/2010/wordprocessingDrawing" xmlns:wp="http://schemas.openxmlformats.org/drawingml/2006/wordprocessingDrawing" xmlns:w10="urn:schemas-microsoft-com:office:word" xmlns:w="http://schemas.openxmlformats.org/wordprocessingml/2006/main" xmlns:w14="http://schemas.microsoft.com/office/word/2010/wordml" xmlns:w15="http://schemas.microsoft.com/office/word/2012/wordml" xmlns:w16se="http://schemas.microsoft.com/office/word/2015/wordml/symex" xmlns:wpg="http://schemas.microsoft.com/office/word/2010/wordprocessingGroup" xmlns:wpi="http://schemas.microsoft.com/office/word/2010/wordprocessingInk" xmlns:wne="http://schemas.microsoft.com/office/word/2006/wordml" xmlns:wps="http://schemas.microsoft.com/office/word/2010/wordprocessingShape" mc:Ignorable="w14 w15 w16se wp14">
+<w:numbering xmlns:wpc="http://schemas.microsoft.com/office/word/2010/wordprocessingCanvas" xmlns:cx="http://schemas.microsoft.com/office/drawing/2014/chartex" xmlns:cx1="http://schemas.microsoft.com/office/drawing/2015/9/8/chartex" xmlns:cx2="http://schemas.microsoft.com/office/drawing/2015/10/21/chartex" xmlns:cx3="http://schemas.microsoft.com/office/drawing/2016/5/9/chartex" xmlns:cx4="http://schemas.microsoft.com/office/drawing/2016/5/10/chartex" xmlns:cx5="http://schemas.microsoft.com/office/drawing/2016/5/11/chartex" xmlns:cx6="http://schemas.microsoft.com/office/drawing/2016/5/12/chartex" xmlns:cx7="http://schemas.microsoft.com/office/drawing/2016/5/13/chartex" xmlns:cx8="http://schemas.microsoft.com/office/drawing/2016/5/14/chartex" xmlns:mc="http://schemas.openxmlformats.org/markup-compatibility/2006" xmlns:aink="http://schemas.microsoft.com/office/drawing/2016/ink" xmlns:am3d="http://schemas.microsoft.com/office/drawing/2017/model3d" xmlns:o="urn:schemas-microsoft-com:office:office" xmlns:oel="http://schemas.microsoft.com/office/2019/extlst" xmlns:r="http://schemas.openxmlformats.org/officeDocument/2006/relationships" xmlns:m="http://schemas.openxmlformats.org/officeDocument/2006/math" xmlns:v="urn:schemas-microsoft-com:vml" xmlns:wp14="http://schemas.microsoft.com/office/word/2010/wordprocessingDrawing" xmlns:wp="http://schemas.openxmlformats.org/drawingml/2006/wordprocessingDrawing" xmlns:w10="urn:schemas-microsoft-com:office:word" xmlns:w="http://schemas.openxmlformats.org/wordprocessingml/2006/main" xmlns:w14="http://schemas.microsoft.com/office/word/2010/wordml" xmlns:w15="http://schemas.microsoft.com/office/word/2012/wordml" xmlns:w16cex="http://schemas.microsoft.com/office/word/2018/wordml/cex" xmlns:w16cid="http://schemas.microsoft.com/office/word/2016/wordml/cid" xmlns:w16="http://schemas.microsoft.com/office/word/2018/wordml" xmlns:w16du="http://schemas.microsoft.com/office/word/2023/wordml/word16du" xmlns:w16sdtdh="http://schemas.microsoft.com/office/word/2020/wordml/sdtdatahash" xmlns:w16sdtfl="http://schemas.microsoft.com/office/word/2024/wordml/sdtformatlock" xmlns:w16se="http://schemas.microsoft.com/office/word/2015/wordml/symex" xmlns:wpg="http://schemas.microsoft.com/office/word/2010/wordprocessingGroup" xmlns:wpi="http://schemas.microsoft.com/office/word/2010/wordprocessingInk" xmlns:wne="http://schemas.microsoft.com/office/word/2006/wordml" xmlns:wps="http://schemas.microsoft.com/office/word/2010/wordprocessingShape" mc:Ignorable="w14 w15 w16se w16cid w16 w16cex w16sdtdh w16sdtfl w16du wp14">
   <w:abstractNum w:abstractNumId="0" w15:restartNumberingAfterBreak="0">
     <w:nsid w:val="00BB3389"/>
     <w:multiLevelType w:val="hybridMultilevel"/>
@@ -10503,68 +10084,68 @@
       </w:rPr>
     </w:lvl>
   </w:abstractNum>
-  <w:num w:numId="1">
+  <w:num w:numId="1" w16cid:durableId="1568296073">
     <w:abstractNumId w:val="10"/>
   </w:num>
-  <w:num w:numId="2">
+  <w:num w:numId="2" w16cid:durableId="1884632850">
     <w:abstractNumId w:val="11"/>
   </w:num>
-  <w:num w:numId="3">
+  <w:num w:numId="3" w16cid:durableId="2041779986">
     <w:abstractNumId w:val="12"/>
   </w:num>
-  <w:num w:numId="4">
+  <w:num w:numId="4" w16cid:durableId="72943661">
     <w:abstractNumId w:val="8"/>
   </w:num>
-  <w:num w:numId="5">
+  <w:num w:numId="5" w16cid:durableId="1695034472">
     <w:abstractNumId w:val="16"/>
   </w:num>
-  <w:num w:numId="6">
+  <w:num w:numId="6" w16cid:durableId="1217861835">
     <w:abstractNumId w:val="6"/>
   </w:num>
-  <w:num w:numId="7">
+  <w:num w:numId="7" w16cid:durableId="2068143713">
     <w:abstractNumId w:val="13"/>
   </w:num>
-  <w:num w:numId="8">
+  <w:num w:numId="8" w16cid:durableId="1372655484">
     <w:abstractNumId w:val="0"/>
   </w:num>
-  <w:num w:numId="9">
+  <w:num w:numId="9" w16cid:durableId="999238852">
     <w:abstractNumId w:val="15"/>
   </w:num>
-  <w:num w:numId="10">
+  <w:num w:numId="10" w16cid:durableId="1939752122">
     <w:abstractNumId w:val="5"/>
   </w:num>
-  <w:num w:numId="11">
+  <w:num w:numId="11" w16cid:durableId="1657148055">
     <w:abstractNumId w:val="17"/>
   </w:num>
-  <w:num w:numId="12">
+  <w:num w:numId="12" w16cid:durableId="1104768807">
     <w:abstractNumId w:val="7"/>
   </w:num>
-  <w:num w:numId="13">
+  <w:num w:numId="13" w16cid:durableId="26952511">
     <w:abstractNumId w:val="18"/>
   </w:num>
-  <w:num w:numId="14">
+  <w:num w:numId="14" w16cid:durableId="840390265">
     <w:abstractNumId w:val="1"/>
   </w:num>
-  <w:num w:numId="15">
+  <w:num w:numId="15" w16cid:durableId="1224486256">
     <w:abstractNumId w:val="4"/>
   </w:num>
-  <w:num w:numId="16">
+  <w:num w:numId="16" w16cid:durableId="1332637472">
     <w:abstractNumId w:val="2"/>
   </w:num>
-  <w:num w:numId="17">
+  <w:num w:numId="17" w16cid:durableId="626280349">
     <w:abstractNumId w:val="9"/>
   </w:num>
-  <w:num w:numId="18">
+  <w:num w:numId="18" w16cid:durableId="1194459472">
     <w:abstractNumId w:val="14"/>
   </w:num>
-  <w:num w:numId="19">
+  <w:num w:numId="19" w16cid:durableId="746651927">
     <w:abstractNumId w:val="3"/>
   </w:num>
 </w:numbering>
 </file>
 
 <file path=word/styles.xml><?xml version="1.0" encoding="utf-8"?>
-<w:styles xmlns:mc="http://schemas.openxmlformats.org/markup-compatibility/2006" xmlns:r="http://schemas.openxmlformats.org/officeDocument/2006/relationships" xmlns:w="http://schemas.openxmlformats.org/wordprocessingml/2006/main" xmlns:w14="http://schemas.microsoft.com/office/word/2010/wordml" xmlns:w15="http://schemas.microsoft.com/office/word/2012/wordml" xmlns:w16se="http://schemas.microsoft.com/office/word/2015/wordml/symex" mc:Ignorable="w14 w15 w16se">
+<w:styles xmlns:mc="http://schemas.openxmlformats.org/markup-compatibility/2006" xmlns:r="http://schemas.openxmlformats.org/officeDocument/2006/relationships" xmlns:w="http://schemas.openxmlformats.org/wordprocessingml/2006/main" xmlns:w14="http://schemas.microsoft.com/office/word/2010/wordml" xmlns:w15="http://schemas.microsoft.com/office/word/2012/wordml" xmlns:w16cex="http://schemas.microsoft.com/office/word/2018/wordml/cex" xmlns:w16cid="http://schemas.microsoft.com/office/word/2016/wordml/cid" xmlns:w16="http://schemas.microsoft.com/office/word/2018/wordml" xmlns:w16du="http://schemas.microsoft.com/office/word/2023/wordml/word16du" xmlns:w16sdtdh="http://schemas.microsoft.com/office/word/2020/wordml/sdtdatahash" xmlns:w16sdtfl="http://schemas.microsoft.com/office/word/2024/wordml/sdtformatlock" xmlns:w16se="http://schemas.microsoft.com/office/word/2015/wordml/symex" mc:Ignorable="w14 w15 w16se w16cid w16 w16cex w16sdtdh w16sdtfl w16du">
   <w:docDefaults>
     <w:rPrDefault>
       <w:rPr>
@@ -10580,7 +10161,7 @@
       </w:pPr>
     </w:pPrDefault>
   </w:docDefaults>
-  <w:latentStyles w:defLockedState="0" w:defUIPriority="99" w:defSemiHidden="0" w:defUnhideWhenUsed="0" w:defQFormat="0" w:count="374">
+  <w:latentStyles w:defLockedState="0" w:defUIPriority="99" w:defSemiHidden="0" w:defUnhideWhenUsed="0" w:defQFormat="0" w:count="376">
     <w:lsdException w:name="Normal" w:uiPriority="0" w:qFormat="1"/>
     <w:lsdException w:name="heading 1" w:uiPriority="9" w:qFormat="1"/>
     <w:lsdException w:name="heading 2" w:semiHidden="1" w:uiPriority="9" w:unhideWhenUsed="1" w:qFormat="1"/>
@@ -10955,6 +10536,8 @@
     <w:lsdException w:name="Mention" w:semiHidden="1" w:unhideWhenUsed="1"/>
     <w:lsdException w:name="Smart Hyperlink" w:semiHidden="1" w:unhideWhenUsed="1"/>
     <w:lsdException w:name="Hashtag" w:semiHidden="1" w:unhideWhenUsed="1"/>
+    <w:lsdException w:name="Unresolved Mention" w:semiHidden="1" w:unhideWhenUsed="1"/>
+    <w:lsdException w:name="Smart Link" w:semiHidden="1" w:unhideWhenUsed="1"/>
   </w:latentStyles>
   <w:style w:type="paragraph" w:default="1" w:styleId="Normal">
     <w:name w:val="Normal"/>
@@ -11430,7 +11013,7 @@
 </file>
 
 <file path=word/glossary/document.xml><?xml version="1.0" encoding="utf-8"?>
-<w:glossaryDocument xmlns:wpc="http://schemas.microsoft.com/office/word/2010/wordprocessingCanvas" xmlns:cx="http://schemas.microsoft.com/office/drawing/2014/chartex" xmlns:cx1="http://schemas.microsoft.com/office/drawing/2015/9/8/chartex" xmlns:cx2="http://schemas.microsoft.com/office/drawing/2015/10/21/chartex" xmlns:cx3="http://schemas.microsoft.com/office/drawing/2016/5/9/chartex" xmlns:cx4="http://schemas.microsoft.com/office/drawing/2016/5/10/chartex" xmlns:cx5="http://schemas.microsoft.com/office/drawing/2016/5/11/chartex" xmlns:mc="http://schemas.openxmlformats.org/markup-compatibility/2006" xmlns:o="urn:schemas-microsoft-com:office:office" xmlns:r="http://schemas.openxmlformats.org/officeDocument/2006/relationships" xmlns:m="http://schemas.openxmlformats.org/officeDocument/2006/math" xmlns:v="urn:schemas-microsoft-com:vml" xmlns:wp14="http://schemas.microsoft.com/office/word/2010/wordprocessingDrawing" xmlns:wp="http://schemas.openxmlformats.org/drawingml/2006/wordprocessingDrawing" xmlns:w10="urn:schemas-microsoft-com:office:word" xmlns:w="http://schemas.openxmlformats.org/wordprocessingml/2006/main" xmlns:w14="http://schemas.microsoft.com/office/word/2010/wordml" xmlns:w15="http://schemas.microsoft.com/office/word/2012/wordml" xmlns:w16se="http://schemas.microsoft.com/office/word/2015/wordml/symex" xmlns:wpg="http://schemas.microsoft.com/office/word/2010/wordprocessingGroup" xmlns:wpi="http://schemas.microsoft.com/office/word/2010/wordprocessingInk" xmlns:wne="http://schemas.microsoft.com/office/word/2006/wordml" xmlns:wps="http://schemas.microsoft.com/office/word/2010/wordprocessingShape" mc:Ignorable="w14 w15 w16se wp14">
+<w:glossaryDocument xmlns:wpc="http://schemas.microsoft.com/office/word/2010/wordprocessingCanvas" xmlns:cx="http://schemas.microsoft.com/office/drawing/2014/chartex" xmlns:cx1="http://schemas.microsoft.com/office/drawing/2015/9/8/chartex" xmlns:cx2="http://schemas.microsoft.com/office/drawing/2015/10/21/chartex" xmlns:cx3="http://schemas.microsoft.com/office/drawing/2016/5/9/chartex" xmlns:cx4="http://schemas.microsoft.com/office/drawing/2016/5/10/chartex" xmlns:cx5="http://schemas.microsoft.com/office/drawing/2016/5/11/chartex" xmlns:cx6="http://schemas.microsoft.com/office/drawing/2016/5/12/chartex" xmlns:cx7="http://schemas.microsoft.com/office/drawing/2016/5/13/chartex" xmlns:cx8="http://schemas.microsoft.com/office/drawing/2016/5/14/chartex" xmlns:mc="http://schemas.openxmlformats.org/markup-compatibility/2006" xmlns:aink="http://schemas.microsoft.com/office/drawing/2016/ink" xmlns:am3d="http://schemas.microsoft.com/office/drawing/2017/model3d" xmlns:o="urn:schemas-microsoft-com:office:office" xmlns:oel="http://schemas.microsoft.com/office/2019/extlst" xmlns:r="http://schemas.openxmlformats.org/officeDocument/2006/relationships" xmlns:m="http://schemas.openxmlformats.org/officeDocument/2006/math" xmlns:v="urn:schemas-microsoft-com:vml" xmlns:wp14="http://schemas.microsoft.com/office/word/2010/wordprocessingDrawing" xmlns:wp="http://schemas.openxmlformats.org/drawingml/2006/wordprocessingDrawing" xmlns:w10="urn:schemas-microsoft-com:office:word" xmlns:w="http://schemas.openxmlformats.org/wordprocessingml/2006/main" xmlns:w14="http://schemas.microsoft.com/office/word/2010/wordml" xmlns:w15="http://schemas.microsoft.com/office/word/2012/wordml" xmlns:w16cex="http://schemas.microsoft.com/office/word/2018/wordml/cex" xmlns:w16cid="http://schemas.microsoft.com/office/word/2016/wordml/cid" xmlns:w16="http://schemas.microsoft.com/office/word/2018/wordml" xmlns:w16du="http://schemas.microsoft.com/office/word/2023/wordml/word16du" xmlns:w16sdtdh="http://schemas.microsoft.com/office/word/2020/wordml/sdtdatahash" xmlns:w16sdtfl="http://schemas.microsoft.com/office/word/2024/wordml/sdtformatlock" xmlns:w16se="http://schemas.microsoft.com/office/word/2015/wordml/symex" xmlns:wpg="http://schemas.microsoft.com/office/word/2010/wordprocessingGroup" xmlns:wpi="http://schemas.microsoft.com/office/word/2010/wordprocessingInk" xmlns:wne="http://schemas.microsoft.com/office/word/2006/wordml" xmlns:wps="http://schemas.microsoft.com/office/word/2010/wordprocessingShape" mc:Ignorable="w14 w15 w16se w16cid w16 w16cex w16sdtdh w16sdtfl w16du wp14">
   <w:docParts>
     <w:docPart>
       <w:docPartPr>
@@ -11541,7 +11124,7 @@
 </file>
 
 <file path=word/glossary/fontTable.xml><?xml version="1.0" encoding="utf-8"?>
-<w:fonts xmlns:mc="http://schemas.openxmlformats.org/markup-compatibility/2006" xmlns:r="http://schemas.openxmlformats.org/officeDocument/2006/relationships" xmlns:w="http://schemas.openxmlformats.org/wordprocessingml/2006/main" xmlns:w14="http://schemas.microsoft.com/office/word/2010/wordml" xmlns:w15="http://schemas.microsoft.com/office/word/2012/wordml" xmlns:w16se="http://schemas.microsoft.com/office/word/2015/wordml/symex" mc:Ignorable="w14 w15 w16se">
+<w:fonts xmlns:mc="http://schemas.openxmlformats.org/markup-compatibility/2006" xmlns:r="http://schemas.openxmlformats.org/officeDocument/2006/relationships" xmlns:w="http://schemas.openxmlformats.org/wordprocessingml/2006/main" xmlns:w14="http://schemas.microsoft.com/office/word/2010/wordml" xmlns:w15="http://schemas.microsoft.com/office/word/2012/wordml" xmlns:w16cex="http://schemas.microsoft.com/office/word/2018/wordml/cex" xmlns:w16cid="http://schemas.microsoft.com/office/word/2016/wordml/cid" xmlns:w16="http://schemas.microsoft.com/office/word/2018/wordml" xmlns:w16du="http://schemas.microsoft.com/office/word/2023/wordml/word16du" xmlns:w16sdtdh="http://schemas.microsoft.com/office/word/2020/wordml/sdtdatahash" xmlns:w16sdtfl="http://schemas.microsoft.com/office/word/2024/wordml/sdtformatlock" xmlns:w16se="http://schemas.microsoft.com/office/word/2015/wordml/symex" mc:Ignorable="w14 w15 w16se w16cid w16 w16cex w16sdtdh w16sdtfl w16du">
   <w:font w:name="Symbol">
     <w:panose1 w:val="05050102010706020507"/>
     <w:charset w:val="02"/>
@@ -11575,14 +11158,14 @@
     <w:charset w:val="00"/>
     <w:family w:val="roman"/>
     <w:pitch w:val="variable"/>
-    <w:sig w:usb0="E00002FF" w:usb1="400004FF" w:usb2="00000000" w:usb3="00000000" w:csb0="0000019F" w:csb1="00000000"/>
+    <w:sig w:usb0="E00006FF" w:usb1="420024FF" w:usb2="02000000" w:usb3="00000000" w:csb0="0000019F" w:csb1="00000000"/>
   </w:font>
   <w:font w:name="Calibri">
     <w:panose1 w:val="020F0502020204030204"/>
     <w:charset w:val="00"/>
     <w:family w:val="swiss"/>
     <w:pitch w:val="variable"/>
-    <w:sig w:usb0="E0002AFF" w:usb1="C000247B" w:usb2="00000009" w:usb3="00000000" w:csb0="000001FF" w:csb1="00000000"/>
+    <w:sig w:usb0="E4002EFF" w:usb1="C200247B" w:usb2="00000009" w:usb3="00000000" w:csb0="000001FF" w:csb1="00000000"/>
   </w:font>
   <w:font w:name="Segoe UI Symbol">
     <w:panose1 w:val="020B0502040204020203"/>
@@ -11596,20 +11179,25 @@
     <w:charset w:val="00"/>
     <w:family w:val="swiss"/>
     <w:pitch w:val="variable"/>
-    <w:sig w:usb0="E0002EFF" w:usb1="C0007843" w:usb2="00000009" w:usb3="00000000" w:csb0="000001FF" w:csb1="00000000"/>
+    <w:sig w:usb0="E0002EFF" w:usb1="C000785B" w:usb2="00000009" w:usb3="00000000" w:csb0="000001FF" w:csb1="00000000"/>
   </w:font>
-  <w:font w:name="Calibri Light">
-    <w:panose1 w:val="020F0302020204030204"/>
+  <w:font w:name="Aptos">
     <w:charset w:val="00"/>
     <w:family w:val="swiss"/>
     <w:pitch w:val="variable"/>
-    <w:sig w:usb0="E0002AFF" w:usb1="C000247B" w:usb2="00000009" w:usb3="00000000" w:csb0="000001FF" w:csb1="00000000"/>
+    <w:sig w:usb0="20000287" w:usb1="00000003" w:usb2="00000000" w:usb3="00000000" w:csb0="0000019F" w:csb1="00000000"/>
+  </w:font>
+  <w:font w:name="Aptos Display">
+    <w:charset w:val="00"/>
+    <w:family w:val="swiss"/>
+    <w:pitch w:val="variable"/>
+    <w:sig w:usb0="20000287" w:usb1="00000003" w:usb2="00000000" w:usb3="00000000" w:csb0="0000019F" w:csb1="00000000"/>
   </w:font>
 </w:fonts>
 </file>
 
 <file path=word/glossary/settings.xml><?xml version="1.0" encoding="utf-8"?>
-<w:settings xmlns:mc="http://schemas.openxmlformats.org/markup-compatibility/2006" xmlns:o="urn:schemas-microsoft-com:office:office" xmlns:r="http://schemas.openxmlformats.org/officeDocument/2006/relationships" xmlns:m="http://schemas.openxmlformats.org/officeDocument/2006/math" xmlns:v="urn:schemas-microsoft-com:vml" xmlns:w10="urn:schemas-microsoft-com:office:word" xmlns:w="http://schemas.openxmlformats.org/wordprocessingml/2006/main" xmlns:w14="http://schemas.microsoft.com/office/word/2010/wordml" xmlns:w15="http://schemas.microsoft.com/office/word/2012/wordml" xmlns:w16se="http://schemas.microsoft.com/office/word/2015/wordml/symex" xmlns:sl="http://schemas.openxmlformats.org/schemaLibrary/2006/main" mc:Ignorable="w14 w15 w16se">
+<w:settings xmlns:mc="http://schemas.openxmlformats.org/markup-compatibility/2006" xmlns:o="urn:schemas-microsoft-com:office:office" xmlns:r="http://schemas.openxmlformats.org/officeDocument/2006/relationships" xmlns:m="http://schemas.openxmlformats.org/officeDocument/2006/math" xmlns:v="urn:schemas-microsoft-com:vml" xmlns:w10="urn:schemas-microsoft-com:office:word" xmlns:w="http://schemas.openxmlformats.org/wordprocessingml/2006/main" xmlns:w14="http://schemas.microsoft.com/office/word/2010/wordml" xmlns:w15="http://schemas.microsoft.com/office/word/2012/wordml" xmlns:w16cex="http://schemas.microsoft.com/office/word/2018/wordml/cex" xmlns:w16cid="http://schemas.microsoft.com/office/word/2016/wordml/cid" xmlns:w16="http://schemas.microsoft.com/office/word/2018/wordml" xmlns:w16du="http://schemas.microsoft.com/office/word/2023/wordml/word16du" xmlns:w16sdtdh="http://schemas.microsoft.com/office/word/2020/wordml/sdtdatahash" xmlns:w16sdtfl="http://schemas.microsoft.com/office/word/2024/wordml/sdtformatlock" xmlns:w16se="http://schemas.microsoft.com/office/word/2015/wordml/symex" xmlns:sl="http://schemas.openxmlformats.org/schemaLibrary/2006/main" mc:Ignorable="w14 w15 w16se w16cid w16 w16cex w16sdtdh w16sdtfl w16du">
   <w:view w:val="normal"/>
   <w:defaultTabStop w:val="720"/>
   <w:characterSpacingControl w:val="doNotCompress"/>
@@ -11620,9 +11208,12 @@
     <w:compatSetting w:name="enableOpenTypeFeatures" w:uri="http://schemas.microsoft.com/office/word" w:val="1"/>
     <w:compatSetting w:name="doNotFlipMirrorIndents" w:uri="http://schemas.microsoft.com/office/word" w:val="1"/>
     <w:compatSetting w:name="differentiateMultirowTableHeaders" w:uri="http://schemas.microsoft.com/office/word" w:val="1"/>
+    <w:compatSetting w:name="useWord2013TrackBottomHyphenation" w:uri="http://schemas.microsoft.com/office/word" w:val="1"/>
   </w:compat>
   <w:rsids>
     <w:rsidRoot w:val="00BF1FEF"/>
+    <w:rsid w:val="001E3FC0"/>
+    <w:rsid w:val="00297C76"/>
     <w:rsid w:val="004D5586"/>
     <w:rsid w:val="0066115C"/>
     <w:rsid w:val="007177A0"/>
@@ -11654,7 +11245,7 @@
 </file>
 
 <file path=word/glossary/styles.xml><?xml version="1.0" encoding="utf-8"?>
-<w:styles xmlns:mc="http://schemas.openxmlformats.org/markup-compatibility/2006" xmlns:r="http://schemas.openxmlformats.org/officeDocument/2006/relationships" xmlns:w="http://schemas.openxmlformats.org/wordprocessingml/2006/main" xmlns:w14="http://schemas.microsoft.com/office/word/2010/wordml" xmlns:w15="http://schemas.microsoft.com/office/word/2012/wordml" xmlns:w16se="http://schemas.microsoft.com/office/word/2015/wordml/symex" mc:Ignorable="w14 w15 w16se">
+<w:styles xmlns:mc="http://schemas.openxmlformats.org/markup-compatibility/2006" xmlns:r="http://schemas.openxmlformats.org/officeDocument/2006/relationships" xmlns:w="http://schemas.openxmlformats.org/wordprocessingml/2006/main" xmlns:w14="http://schemas.microsoft.com/office/word/2010/wordml" xmlns:w15="http://schemas.microsoft.com/office/word/2012/wordml" xmlns:w16cex="http://schemas.microsoft.com/office/word/2018/wordml/cex" xmlns:w16cid="http://schemas.microsoft.com/office/word/2016/wordml/cid" xmlns:w16="http://schemas.microsoft.com/office/word/2018/wordml" xmlns:w16du="http://schemas.microsoft.com/office/word/2023/wordml/word16du" xmlns:w16sdtdh="http://schemas.microsoft.com/office/word/2020/wordml/sdtdatahash" xmlns:w16sdtfl="http://schemas.microsoft.com/office/word/2024/wordml/sdtformatlock" xmlns:w16se="http://schemas.microsoft.com/office/word/2015/wordml/symex" mc:Ignorable="w14 w15 w16se w16cid w16 w16cex w16sdtdh w16sdtfl w16du">
   <w:docDefaults>
     <w:rPrDefault>
       <w:rPr>
@@ -11670,7 +11261,7 @@
       </w:pPr>
     </w:pPrDefault>
   </w:docDefaults>
-  <w:latentStyles w:defLockedState="0" w:defUIPriority="99" w:defSemiHidden="0" w:defUnhideWhenUsed="0" w:defQFormat="0" w:count="374">
+  <w:latentStyles w:defLockedState="0" w:defUIPriority="99" w:defSemiHidden="0" w:defUnhideWhenUsed="0" w:defQFormat="0" w:count="376">
     <w:lsdException w:name="Normal" w:uiPriority="0" w:qFormat="1"/>
     <w:lsdException w:name="heading 1" w:uiPriority="9" w:qFormat="1"/>
     <w:lsdException w:name="heading 2" w:semiHidden="1" w:uiPriority="9" w:unhideWhenUsed="1" w:qFormat="1"/>
@@ -12045,6 +11636,8 @@
     <w:lsdException w:name="Mention" w:semiHidden="1" w:unhideWhenUsed="1"/>
     <w:lsdException w:name="Smart Hyperlink" w:semiHidden="1" w:unhideWhenUsed="1"/>
     <w:lsdException w:name="Hashtag" w:semiHidden="1" w:unhideWhenUsed="1"/>
+    <w:lsdException w:name="Unresolved Mention" w:semiHidden="1" w:unhideWhenUsed="1"/>
+    <w:lsdException w:name="Smart Link" w:semiHidden="1" w:unhideWhenUsed="1"/>
   </w:latentStyles>
   <w:style w:type="paragraph" w:default="1" w:styleId="Normal">
     <w:name w:val="Normal"/>
@@ -12083,132 +11676,17 @@
   <w:style w:type="paragraph" w:customStyle="1" w:styleId="CE916A3CFA804A93822709A05A3E3592">
     <w:name w:val="CE916A3CFA804A93822709A05A3E3592"/>
   </w:style>
-  <w:style w:type="paragraph" w:customStyle="1" w:styleId="A2CA7EE122464C269E8576EFD3849930">
-    <w:name w:val="A2CA7EE122464C269E8576EFD3849930"/>
-  </w:style>
   <w:style w:type="paragraph" w:customStyle="1" w:styleId="BA7854FD742A4FFCA882CCFF9D7981A7">
     <w:name w:val="BA7854FD742A4FFCA882CCFF9D7981A7"/>
   </w:style>
   <w:style w:type="paragraph" w:customStyle="1" w:styleId="489DA4307AF944B183C70B25E0854AB2">
     <w:name w:val="489DA4307AF944B183C70B25E0854AB2"/>
   </w:style>
-  <w:style w:type="paragraph" w:customStyle="1" w:styleId="A9909F163839407FA4716CB3068853F0">
-    <w:name w:val="A9909F163839407FA4716CB3068853F0"/>
-  </w:style>
-  <w:style w:type="paragraph" w:customStyle="1" w:styleId="3B57321EDBA64F44BE42216F26D0B4B9">
-    <w:name w:val="3B57321EDBA64F44BE42216F26D0B4B9"/>
-  </w:style>
-  <w:style w:type="paragraph" w:customStyle="1" w:styleId="6908AD5FEDBC4EBAAA48C2BF4F82AB86">
-    <w:name w:val="6908AD5FEDBC4EBAAA48C2BF4F82AB86"/>
-  </w:style>
-  <w:style w:type="paragraph" w:customStyle="1" w:styleId="FB2A14C88C714CA78FDB109D8D94019D">
-    <w:name w:val="FB2A14C88C714CA78FDB109D8D94019D"/>
-  </w:style>
-  <w:style w:type="paragraph" w:customStyle="1" w:styleId="8791B4642C904C15BA0867CD567E3E28">
-    <w:name w:val="8791B4642C904C15BA0867CD567E3E28"/>
-  </w:style>
-  <w:style w:type="paragraph" w:customStyle="1" w:styleId="2A769482F2DC4766AB23A78D33CB50A6">
-    <w:name w:val="2A769482F2DC4766AB23A78D33CB50A6"/>
-  </w:style>
-  <w:style w:type="paragraph" w:customStyle="1" w:styleId="5067529DE68E488480A36DC06E6F1F45">
-    <w:name w:val="5067529DE68E488480A36DC06E6F1F45"/>
-  </w:style>
-  <w:style w:type="paragraph" w:customStyle="1" w:styleId="1639EC87D7FD47B3B93ADC653CFDB76F">
-    <w:name w:val="1639EC87D7FD47B3B93ADC653CFDB76F"/>
-  </w:style>
-  <w:style w:type="paragraph" w:customStyle="1" w:styleId="E85CBBD56CC94BBBB5D2D56E175D227D">
-    <w:name w:val="E85CBBD56CC94BBBB5D2D56E175D227D"/>
-    <w:rsid w:val="00BF1FEF"/>
-  </w:style>
-  <w:style w:type="paragraph" w:customStyle="1" w:styleId="F9CA616A77A24C6AB9866ECB47BB4DB8">
-    <w:name w:val="F9CA616A77A24C6AB9866ECB47BB4DB8"/>
-    <w:rsid w:val="00BF1FEF"/>
-  </w:style>
-  <w:style w:type="paragraph" w:customStyle="1" w:styleId="B2D9335D66A744D1936C3086D0B8BE33">
-    <w:name w:val="B2D9335D66A744D1936C3086D0B8BE33"/>
-    <w:rsid w:val="00BF1FEF"/>
-  </w:style>
-  <w:style w:type="paragraph" w:customStyle="1" w:styleId="0EC3C7697C0E456D993FA25E6BF53ED8">
-    <w:name w:val="0EC3C7697C0E456D993FA25E6BF53ED8"/>
-    <w:rsid w:val="00BF1FEF"/>
-  </w:style>
-  <w:style w:type="paragraph" w:customStyle="1" w:styleId="9A06A8894C35432EA93B73DA80B29A19">
-    <w:name w:val="9A06A8894C35432EA93B73DA80B29A19"/>
-    <w:rsid w:val="00BF1FEF"/>
-  </w:style>
-  <w:style w:type="paragraph" w:customStyle="1" w:styleId="E2F03B12B3C1471F92E82D6382DA1932">
-    <w:name w:val="E2F03B12B3C1471F92E82D6382DA1932"/>
-    <w:rsid w:val="00BF1FEF"/>
-  </w:style>
-  <w:style w:type="paragraph" w:customStyle="1" w:styleId="E3165EE4808F44B0A904C5516F8596A7">
-    <w:name w:val="E3165EE4808F44B0A904C5516F8596A7"/>
-    <w:rsid w:val="00BF1FEF"/>
-  </w:style>
-  <w:style w:type="paragraph" w:customStyle="1" w:styleId="DBE2F8C996164D47AC2EE2BF624C34EF">
-    <w:name w:val="DBE2F8C996164D47AC2EE2BF624C34EF"/>
-    <w:rsid w:val="00BF1FEF"/>
-  </w:style>
-  <w:style w:type="paragraph" w:customStyle="1" w:styleId="86B3224DC36041BFAF4A98DAB2D41DCC">
-    <w:name w:val="86B3224DC36041BFAF4A98DAB2D41DCC"/>
-    <w:rsid w:val="00BF1FEF"/>
-  </w:style>
-  <w:style w:type="paragraph" w:customStyle="1" w:styleId="1DDC122089D5430C84466AF1711F4F49">
-    <w:name w:val="1DDC122089D5430C84466AF1711F4F49"/>
-    <w:rsid w:val="00BF1FEF"/>
-  </w:style>
-  <w:style w:type="paragraph" w:customStyle="1" w:styleId="46495A270B4F449B9C80C7A0E9C0B810">
-    <w:name w:val="46495A270B4F449B9C80C7A0E9C0B810"/>
-    <w:rsid w:val="00BF1FEF"/>
-  </w:style>
-  <w:style w:type="paragraph" w:customStyle="1" w:styleId="279C9770029D47E98973757E1B543283">
-    <w:name w:val="279C9770029D47E98973757E1B543283"/>
-    <w:rsid w:val="00BF1FEF"/>
-  </w:style>
-  <w:style w:type="paragraph" w:customStyle="1" w:styleId="9A08311B02534CD5A5652AFEEB280755">
-    <w:name w:val="9A08311B02534CD5A5652AFEEB280755"/>
-    <w:rsid w:val="00BF1FEF"/>
-  </w:style>
-  <w:style w:type="paragraph" w:customStyle="1" w:styleId="B4E0F82534D34AF2881CEC10F6DCFD18">
-    <w:name w:val="B4E0F82534D34AF2881CEC10F6DCFD18"/>
-    <w:rsid w:val="00BF1FEF"/>
-  </w:style>
-  <w:style w:type="paragraph" w:customStyle="1" w:styleId="A445A3128D7743D9812E58B988AA60D1">
-    <w:name w:val="A445A3128D7743D9812E58B988AA60D1"/>
-    <w:rsid w:val="00BF1FEF"/>
-  </w:style>
-  <w:style w:type="paragraph" w:customStyle="1" w:styleId="C62AA9C5CC8B41C4AB72BCC86C39BC05">
-    <w:name w:val="C62AA9C5CC8B41C4AB72BCC86C39BC05"/>
-    <w:rsid w:val="00BF1FEF"/>
-  </w:style>
-  <w:style w:type="paragraph" w:customStyle="1" w:styleId="C1E7456DA5AB4D6392BBA4A20C72700F">
-    <w:name w:val="C1E7456DA5AB4D6392BBA4A20C72700F"/>
-    <w:rsid w:val="00BF1FEF"/>
-  </w:style>
-  <w:style w:type="paragraph" w:customStyle="1" w:styleId="184BE193E2324FC28750AF9D9AC89DB0">
-    <w:name w:val="184BE193E2324FC28750AF9D9AC89DB0"/>
-    <w:rsid w:val="00BF1FEF"/>
-  </w:style>
-  <w:style w:type="paragraph" w:customStyle="1" w:styleId="C4188DDDF34F446C99F95D743C4F8FF1">
-    <w:name w:val="C4188DDDF34F446C99F95D743C4F8FF1"/>
-    <w:rsid w:val="00BF1FEF"/>
-  </w:style>
-  <w:style w:type="paragraph" w:customStyle="1" w:styleId="86B03067894740BC8CC2EF9D443DF3D9">
-    <w:name w:val="86B03067894740BC8CC2EF9D443DF3D9"/>
-    <w:rsid w:val="00BF1FEF"/>
-  </w:style>
-  <w:style w:type="paragraph" w:customStyle="1" w:styleId="9DECCF3E540A4FB989552CFDE846C751">
-    <w:name w:val="9DECCF3E540A4FB989552CFDE846C751"/>
-    <w:rsid w:val="00BF1FEF"/>
-  </w:style>
-  <w:style w:type="paragraph" w:customStyle="1" w:styleId="C3A752AECD79434CABE7A5160C0FB5EC">
-    <w:name w:val="C3A752AECD79434CABE7A5160C0FB5EC"/>
-    <w:rsid w:val="00BF1FEF"/>
-  </w:style>
 </w:styles>
 </file>
 
 <file path=word/glossary/webSettings.xml><?xml version="1.0" encoding="utf-8"?>
-<w:webSettings xmlns:mc="http://schemas.openxmlformats.org/markup-compatibility/2006" xmlns:r="http://schemas.openxmlformats.org/officeDocument/2006/relationships" xmlns:w="http://schemas.openxmlformats.org/wordprocessingml/2006/main" xmlns:w14="http://schemas.microsoft.com/office/word/2010/wordml" xmlns:w15="http://schemas.microsoft.com/office/word/2012/wordml" xmlns:w16se="http://schemas.microsoft.com/office/word/2015/wordml/symex" mc:Ignorable="w14 w15 w16se">
+<w:webSettings xmlns:mc="http://schemas.openxmlformats.org/markup-compatibility/2006" xmlns:r="http://schemas.openxmlformats.org/officeDocument/2006/relationships" xmlns:w="http://schemas.openxmlformats.org/wordprocessingml/2006/main" xmlns:w14="http://schemas.microsoft.com/office/word/2010/wordml" xmlns:w15="http://schemas.microsoft.com/office/word/2012/wordml" xmlns:w16cex="http://schemas.microsoft.com/office/word/2018/wordml/cex" xmlns:w16cid="http://schemas.microsoft.com/office/word/2016/wordml/cid" xmlns:w16="http://schemas.microsoft.com/office/word/2018/wordml" xmlns:w16du="http://schemas.microsoft.com/office/word/2023/wordml/word16du" xmlns:w16sdtdh="http://schemas.microsoft.com/office/word/2020/wordml/sdtdatahash" xmlns:w16sdtfl="http://schemas.microsoft.com/office/word/2024/wordml/sdtformatlock" xmlns:w16se="http://schemas.microsoft.com/office/word/2015/wordml/symex" mc:Ignorable="w14 w15 w16se w16cid w16 w16cex w16sdtdh w16sdtfl w16du">
   <w:optimizeForBrowser/>
   <w:allowPNG/>
 </w:webSettings>
@@ -12477,7 +11955,7 @@
 
 <file path=customXml/item1.xml><?xml version="1.0" encoding="utf-8"?>
 <CoverPageProperties xmlns="http://schemas.microsoft.com/office/2006/coverPageProps">
-  <PublishDate>2016-10-12T00:00:00</PublishDate>
+  <PublishDate>2026-04-22T00:00:00</PublishDate>
   <Abstract/>
   <CompanyAddress/>
   <CompanyPhone/>
@@ -12487,16 +11965,16 @@
 </file>
 
 <file path=customXml/item2.xml><?xml version="1.0" encoding="utf-8"?>
+<b:Sources xmlns:b="http://schemas.openxmlformats.org/officeDocument/2006/bibliography" xmlns="http://schemas.openxmlformats.org/officeDocument/2006/bibliography" SelectedStyle="\APASixthEditionOfficeOnline.xsl" StyleName="APA" Version="6"/>
+</file>
+
+<file path=customXml/item3.xml><?xml version="1.0" encoding="utf-8"?>
 <?mso-contentType ?>
 <FormTemplates xmlns="http://schemas.microsoft.com/sharepoint/v3/contenttype/forms">
   <Display>DocumentLibraryForm</Display>
   <Edit>AssetEditForm</Edit>
   <New>DocumentLibraryForm</New>
 </FormTemplates>
-</file>
-
-<file path=customXml/item3.xml><?xml version="1.0" encoding="utf-8"?>
-<b:Sources xmlns:b="http://schemas.openxmlformats.org/officeDocument/2006/bibliography" xmlns="http://schemas.openxmlformats.org/officeDocument/2006/bibliography" SelectedStyle="\APASixthEditionOfficeOnline.xsl" StyleName="APA" Version="6"/>
 </file>
 
 <file path=customXml/itemProps1.xml><?xml version="1.0" encoding="utf-8"?>
@@ -12508,17 +11986,17 @@
 </file>
 
 <file path=customXml/itemProps2.xml><?xml version="1.0" encoding="utf-8"?>
+<ds:datastoreItem xmlns:ds="http://schemas.openxmlformats.org/officeDocument/2006/customXml" ds:itemID="{4C20287B-7F6B-4EF4-B7E5-37252F5F84EC}">
+  <ds:schemaRefs>
+    <ds:schemaRef ds:uri="http://schemas.openxmlformats.org/officeDocument/2006/bibliography"/>
+  </ds:schemaRefs>
+</ds:datastoreItem>
+</file>
+
+<file path=customXml/itemProps3.xml><?xml version="1.0" encoding="utf-8"?>
 <ds:datastoreItem xmlns:ds="http://schemas.openxmlformats.org/officeDocument/2006/customXml" ds:itemID="{76A392E5-4B8F-44E0-A1AD-76546843C44F}">
   <ds:schemaRefs>
     <ds:schemaRef ds:uri="http://schemas.microsoft.com/sharepoint/v3/contenttype/forms"/>
   </ds:schemaRefs>
 </ds:datastoreItem>
-</file>
-
-<file path=customXml/itemProps3.xml><?xml version="1.0" encoding="utf-8"?>
-<ds:datastoreItem xmlns:ds="http://schemas.openxmlformats.org/officeDocument/2006/customXml" ds:itemID="{4C20287B-7F6B-4EF4-B7E5-37252F5F84EC}">
-  <ds:schemaRefs>
-    <ds:schemaRef ds:uri="http://schemas.openxmlformats.org/officeDocument/2006/bibliography"/>
-  </ds:schemaRefs>
-</ds:datastoreItem>
 </file>